--- a/4-质量管理/运行记录类文件/040209-运维服务质量管理计划.docx
+++ b/4-质量管理/运行记录类文件/040209-运维服务质量管理计划.docx
@@ -4,7 +4,13 @@
   <w:body>
     <w:p>
       <w:pPr>
+        <w:keepNext w:val="0"/>
+        <w:keepLines w:val="0"/>
+        <w:pageBreakBefore w:val="0"/>
         <w:widowControl w:val="0"/>
+        <w:wordWrap/>
+        <w:overflowPunct/>
+        <w:bidi w:val="0"/>
         <w:spacing w:before="78" w:line="219" w:lineRule="auto"/>
         <w:ind w:left="25"/>
         <w:rPr>
@@ -65,10 +71,16 @@
     </w:p>
     <w:p>
       <w:pPr>
+        <w:keepNext w:val="0"/>
+        <w:keepLines w:val="0"/>
+        <w:pageBreakBefore w:val="0"/>
         <w:widowControl w:val="0"/>
         <w:kinsoku/>
+        <w:wordWrap/>
+        <w:overflowPunct/>
         <w:autoSpaceDE/>
         <w:autoSpaceDN/>
+        <w:bidi w:val="0"/>
         <w:adjustRightInd/>
         <w:snapToGrid/>
         <w:spacing w:after="3120" w:afterLines="1000" w:line="219" w:lineRule="auto"/>
@@ -120,14 +132,20 @@
     <w:p>
       <w:pPr>
         <w:pStyle w:val="24"/>
+        <w:keepNext w:val="0"/>
+        <w:keepLines w:val="0"/>
+        <w:pageBreakBefore w:val="0"/>
         <w:widowControl w:val="0"/>
+        <w:wordWrap/>
+        <w:overflowPunct/>
+        <w:bidi w:val="0"/>
         <w:spacing w:after="1872"/>
         <w:rPr>
           <w:lang w:eastAsia="zh-CN"/>
         </w:rPr>
       </w:pPr>
       <w:bookmarkStart w:id="0" w:name="_Toc32096"/>
-      <w:bookmarkStart w:id="1" w:name="_Toc16543"/>
+      <w:bookmarkStart w:id="1" w:name="_Toc27843"/>
       <w:r>
         <w:rPr>
           <w:lang w:eastAsia="zh-CN"/>
@@ -140,13 +158,19 @@
     <w:p>
       <w:pPr>
         <w:pStyle w:val="25"/>
+        <w:keepNext w:val="0"/>
+        <w:keepLines w:val="0"/>
+        <w:pageBreakBefore w:val="0"/>
         <w:widowControl w:val="0"/>
+        <w:wordWrap/>
+        <w:overflowPunct/>
+        <w:bidi w:val="0"/>
         <w:spacing w:after="2808"/>
         <w:rPr>
           <w:rFonts w:hint="eastAsia"/>
         </w:rPr>
       </w:pPr>
-      <w:bookmarkStart w:id="2" w:name="_Toc31588"/>
+      <w:bookmarkStart w:id="2" w:name="_Toc14664"/>
       <w:r>
         <w:rPr>
           <w:rFonts w:hint="eastAsia"/>
@@ -207,7 +231,13 @@
           </w:tcPr>
           <w:p>
             <w:pPr>
+              <w:keepNext w:val="0"/>
+              <w:keepLines w:val="0"/>
+              <w:pageBreakBefore w:val="0"/>
               <w:widowControl w:val="0"/>
+              <w:wordWrap/>
+              <w:overflowPunct/>
+              <w:bidi w:val="0"/>
               <w:jc w:val="both"/>
               <w:rPr>
                 <w:lang w:eastAsia="zh-CN"/>
@@ -244,7 +274,13 @@
           </w:tcPr>
           <w:p>
             <w:pPr>
+              <w:keepNext w:val="0"/>
+              <w:keepLines w:val="0"/>
+              <w:pageBreakBefore w:val="0"/>
               <w:widowControl w:val="0"/>
+              <w:wordWrap/>
+              <w:overflowPunct/>
+              <w:bidi w:val="0"/>
               <w:jc w:val="both"/>
               <w:rPr>
                 <w:lang w:eastAsia="zh-CN"/>
@@ -302,7 +338,13 @@
           </w:tcPr>
           <w:p>
             <w:pPr>
+              <w:keepNext w:val="0"/>
+              <w:keepLines w:val="0"/>
+              <w:pageBreakBefore w:val="0"/>
               <w:widowControl w:val="0"/>
+              <w:wordWrap/>
+              <w:overflowPunct/>
+              <w:bidi w:val="0"/>
               <w:jc w:val="both"/>
               <w:rPr>
                 <w:rFonts w:eastAsia="Arial"/>
@@ -340,7 +382,13 @@
           </w:tcPr>
           <w:p>
             <w:pPr>
+              <w:keepNext w:val="0"/>
+              <w:keepLines w:val="0"/>
+              <w:pageBreakBefore w:val="0"/>
               <w:widowControl w:val="0"/>
+              <w:wordWrap/>
+              <w:overflowPunct/>
+              <w:bidi w:val="0"/>
               <w:jc w:val="both"/>
               <w:rPr>
                 <w:rFonts w:eastAsia="Arial"/>
@@ -399,7 +447,13 @@
           </w:tcPr>
           <w:p>
             <w:pPr>
+              <w:keepNext w:val="0"/>
+              <w:keepLines w:val="0"/>
+              <w:pageBreakBefore w:val="0"/>
               <w:widowControl w:val="0"/>
+              <w:wordWrap/>
+              <w:overflowPunct/>
+              <w:bidi w:val="0"/>
               <w:jc w:val="both"/>
               <w:rPr>
                 <w:lang w:eastAsia="zh-CN"/>
@@ -436,7 +490,13 @@
           </w:tcPr>
           <w:p>
             <w:pPr>
+              <w:keepNext w:val="0"/>
+              <w:keepLines w:val="0"/>
+              <w:pageBreakBefore w:val="0"/>
               <w:widowControl w:val="0"/>
+              <w:wordWrap/>
+              <w:overflowPunct/>
+              <w:bidi w:val="0"/>
               <w:jc w:val="both"/>
               <w:rPr>
                 <w:lang w:eastAsia="zh-CN"/>
@@ -471,7 +531,13 @@
     </w:tbl>
     <w:p>
       <w:pPr>
+        <w:keepNext w:val="0"/>
+        <w:keepLines w:val="0"/>
+        <w:pageBreakBefore w:val="0"/>
         <w:widowControl w:val="0"/>
+        <w:wordWrap/>
+        <w:overflowPunct/>
+        <w:bidi w:val="0"/>
       </w:pPr>
       <w:r>
         <w:br w:type="page"/>
@@ -479,7 +545,13 @@
     </w:p>
     <w:p>
       <w:pPr>
+        <w:keepNext w:val="0"/>
+        <w:keepLines w:val="0"/>
+        <w:pageBreakBefore w:val="0"/>
         <w:widowControl w:val="0"/>
+        <w:wordWrap/>
+        <w:overflowPunct/>
+        <w:bidi w:val="0"/>
         <w:spacing w:before="153" w:line="225" w:lineRule="auto"/>
         <w:ind w:left="3634"/>
         <w:rPr>
@@ -555,7 +627,13 @@
           </w:tcPr>
           <w:p>
             <w:pPr>
+              <w:keepNext w:val="0"/>
+              <w:keepLines w:val="0"/>
+              <w:pageBreakBefore w:val="0"/>
               <w:widowControl w:val="0"/>
+              <w:wordWrap/>
+              <w:overflowPunct/>
+              <w:bidi w:val="0"/>
               <w:spacing w:before="176" w:line="228" w:lineRule="auto"/>
               <w:ind w:left="607"/>
               <w:rPr>
@@ -581,7 +659,13 @@
           </w:tcPr>
           <w:p>
             <w:pPr>
+              <w:keepNext w:val="0"/>
+              <w:keepLines w:val="0"/>
+              <w:pageBreakBefore w:val="0"/>
               <w:widowControl w:val="0"/>
+              <w:wordWrap/>
+              <w:overflowPunct/>
+              <w:bidi w:val="0"/>
               <w:spacing w:before="175" w:line="227" w:lineRule="auto"/>
               <w:ind w:left="253"/>
               <w:rPr>
@@ -607,7 +691,13 @@
           </w:tcPr>
           <w:p>
             <w:pPr>
+              <w:keepNext w:val="0"/>
+              <w:keepLines w:val="0"/>
+              <w:pageBreakBefore w:val="0"/>
               <w:widowControl w:val="0"/>
+              <w:wordWrap/>
+              <w:overflowPunct/>
+              <w:bidi w:val="0"/>
               <w:spacing w:before="175" w:line="228" w:lineRule="auto"/>
               <w:ind w:left="730"/>
               <w:rPr>
@@ -633,7 +723,13 @@
           </w:tcPr>
           <w:p>
             <w:pPr>
+              <w:keepNext w:val="0"/>
+              <w:keepLines w:val="0"/>
+              <w:pageBreakBefore w:val="0"/>
               <w:widowControl w:val="0"/>
+              <w:wordWrap/>
+              <w:overflowPunct/>
+              <w:bidi w:val="0"/>
               <w:spacing w:before="175" w:line="228" w:lineRule="auto"/>
               <w:ind w:left="310"/>
               <w:rPr>
@@ -659,7 +755,13 @@
           </w:tcPr>
           <w:p>
             <w:pPr>
+              <w:keepNext w:val="0"/>
+              <w:keepLines w:val="0"/>
+              <w:pageBreakBefore w:val="0"/>
               <w:widowControl w:val="0"/>
+              <w:wordWrap/>
+              <w:overflowPunct/>
+              <w:bidi w:val="0"/>
               <w:spacing w:before="175" w:line="228" w:lineRule="auto"/>
               <w:ind w:left="310"/>
               <w:rPr>
@@ -688,7 +790,13 @@
           </w:tcPr>
           <w:p>
             <w:pPr>
+              <w:keepNext w:val="0"/>
+              <w:keepLines w:val="0"/>
+              <w:pageBreakBefore w:val="0"/>
               <w:widowControl w:val="0"/>
+              <w:wordWrap/>
+              <w:overflowPunct/>
+              <w:bidi w:val="0"/>
               <w:spacing w:before="176" w:line="229" w:lineRule="auto"/>
               <w:ind w:left="311"/>
               <w:rPr>
@@ -735,7 +843,13 @@
           </w:tcPr>
           <w:p>
             <w:pPr>
+              <w:keepNext w:val="0"/>
+              <w:keepLines w:val="0"/>
+              <w:pageBreakBefore w:val="0"/>
               <w:widowControl w:val="0"/>
+              <w:wordWrap/>
+              <w:overflowPunct/>
+              <w:bidi w:val="0"/>
               <w:spacing w:before="173" w:line="267" w:lineRule="exact"/>
               <w:ind w:left="260"/>
               <w:rPr>
@@ -762,7 +876,13 @@
           </w:tcPr>
           <w:p>
             <w:pPr>
+              <w:keepNext w:val="0"/>
+              <w:keepLines w:val="0"/>
+              <w:pageBreakBefore w:val="0"/>
               <w:widowControl w:val="0"/>
+              <w:wordWrap/>
+              <w:overflowPunct/>
+              <w:bidi w:val="0"/>
               <w:spacing w:before="173" w:line="267" w:lineRule="exact"/>
               <w:ind w:left="248"/>
               <w:rPr>
@@ -789,7 +909,13 @@
           </w:tcPr>
           <w:p>
             <w:pPr>
+              <w:keepNext w:val="0"/>
+              <w:keepLines w:val="0"/>
+              <w:pageBreakBefore w:val="0"/>
               <w:widowControl w:val="0"/>
+              <w:wordWrap/>
+              <w:overflowPunct/>
+              <w:bidi w:val="0"/>
               <w:spacing w:before="172" w:line="228" w:lineRule="auto"/>
               <w:ind w:left="114"/>
               <w:jc w:val="center"/>
@@ -816,7 +942,13 @@
           </w:tcPr>
           <w:p>
             <w:pPr>
+              <w:keepNext w:val="0"/>
+              <w:keepLines w:val="0"/>
+              <w:pageBreakBefore w:val="0"/>
               <w:widowControl w:val="0"/>
+              <w:wordWrap/>
+              <w:overflowPunct/>
+              <w:bidi w:val="0"/>
               <w:spacing w:before="172" w:line="228" w:lineRule="auto"/>
               <w:ind w:left="313"/>
               <w:rPr>
@@ -841,7 +973,13 @@
           </w:tcPr>
           <w:p>
             <w:pPr>
+              <w:keepNext w:val="0"/>
+              <w:keepLines w:val="0"/>
+              <w:pageBreakBefore w:val="0"/>
               <w:widowControl w:val="0"/>
+              <w:wordWrap/>
+              <w:overflowPunct/>
+              <w:bidi w:val="0"/>
               <w:spacing w:before="172" w:line="228" w:lineRule="auto"/>
               <w:ind w:left="313"/>
               <w:rPr>
@@ -866,7 +1004,13 @@
           </w:tcPr>
           <w:p>
             <w:pPr>
+              <w:keepNext w:val="0"/>
+              <w:keepLines w:val="0"/>
+              <w:pageBreakBefore w:val="0"/>
               <w:widowControl w:val="0"/>
+              <w:wordWrap/>
+              <w:overflowPunct/>
+              <w:bidi w:val="0"/>
               <w:spacing w:before="173" w:line="229" w:lineRule="auto"/>
               <w:ind w:left="314"/>
               <w:rPr>
@@ -915,7 +1059,13 @@
           <w:p>
             <w:pPr>
               <w:pStyle w:val="27"/>
+              <w:keepNext w:val="0"/>
+              <w:keepLines w:val="0"/>
+              <w:pageBreakBefore w:val="0"/>
               <w:widowControl w:val="0"/>
+              <w:wordWrap/>
+              <w:overflowPunct/>
+              <w:bidi w:val="0"/>
               <w:rPr>
                 <w:rFonts w:hint="eastAsia"/>
               </w:rPr>
@@ -929,7 +1079,13 @@
           <w:p>
             <w:pPr>
               <w:pStyle w:val="27"/>
+              <w:keepNext w:val="0"/>
+              <w:keepLines w:val="0"/>
+              <w:pageBreakBefore w:val="0"/>
               <w:widowControl w:val="0"/>
+              <w:wordWrap/>
+              <w:overflowPunct/>
+              <w:bidi w:val="0"/>
               <w:rPr>
                 <w:rFonts w:hint="eastAsia"/>
               </w:rPr>
@@ -943,7 +1099,13 @@
           <w:p>
             <w:pPr>
               <w:pStyle w:val="27"/>
+              <w:keepNext w:val="0"/>
+              <w:keepLines w:val="0"/>
+              <w:pageBreakBefore w:val="0"/>
               <w:widowControl w:val="0"/>
+              <w:wordWrap/>
+              <w:overflowPunct/>
+              <w:bidi w:val="0"/>
               <w:rPr>
                 <w:rFonts w:hint="eastAsia"/>
               </w:rPr>
@@ -956,7 +1118,13 @@
           </w:tcPr>
           <w:p>
             <w:pPr>
+              <w:keepNext w:val="0"/>
+              <w:keepLines w:val="0"/>
+              <w:pageBreakBefore w:val="0"/>
               <w:widowControl w:val="0"/>
+              <w:wordWrap/>
+              <w:overflowPunct/>
+              <w:bidi w:val="0"/>
               <w:spacing w:before="172" w:line="228" w:lineRule="auto"/>
               <w:ind w:left="313"/>
             </w:pPr>
@@ -968,7 +1136,13 @@
           </w:tcPr>
           <w:p>
             <w:pPr>
+              <w:keepNext w:val="0"/>
+              <w:keepLines w:val="0"/>
+              <w:pageBreakBefore w:val="0"/>
               <w:widowControl w:val="0"/>
+              <w:wordWrap/>
+              <w:overflowPunct/>
+              <w:bidi w:val="0"/>
               <w:spacing w:before="172" w:line="228" w:lineRule="auto"/>
               <w:ind w:left="313"/>
             </w:pPr>
@@ -981,7 +1155,13 @@
           <w:p>
             <w:pPr>
               <w:pStyle w:val="27"/>
+              <w:keepNext w:val="0"/>
+              <w:keepLines w:val="0"/>
+              <w:pageBreakBefore w:val="0"/>
               <w:widowControl w:val="0"/>
+              <w:wordWrap/>
+              <w:overflowPunct/>
+              <w:bidi w:val="0"/>
               <w:rPr>
                 <w:rFonts w:hint="eastAsia"/>
               </w:rPr>
@@ -1016,7 +1196,13 @@
           <w:p>
             <w:pPr>
               <w:pStyle w:val="27"/>
+              <w:keepNext w:val="0"/>
+              <w:keepLines w:val="0"/>
+              <w:pageBreakBefore w:val="0"/>
               <w:widowControl w:val="0"/>
+              <w:wordWrap/>
+              <w:overflowPunct/>
+              <w:bidi w:val="0"/>
               <w:rPr>
                 <w:rFonts w:hint="eastAsia"/>
               </w:rPr>
@@ -1030,7 +1216,13 @@
           <w:p>
             <w:pPr>
               <w:pStyle w:val="27"/>
+              <w:keepNext w:val="0"/>
+              <w:keepLines w:val="0"/>
+              <w:pageBreakBefore w:val="0"/>
               <w:widowControl w:val="0"/>
+              <w:wordWrap/>
+              <w:overflowPunct/>
+              <w:bidi w:val="0"/>
               <w:rPr>
                 <w:rFonts w:hint="eastAsia"/>
               </w:rPr>
@@ -1044,7 +1236,13 @@
           <w:p>
             <w:pPr>
               <w:pStyle w:val="27"/>
+              <w:keepNext w:val="0"/>
+              <w:keepLines w:val="0"/>
+              <w:pageBreakBefore w:val="0"/>
               <w:widowControl w:val="0"/>
+              <w:wordWrap/>
+              <w:overflowPunct/>
+              <w:bidi w:val="0"/>
               <w:rPr>
                 <w:rFonts w:hint="eastAsia"/>
               </w:rPr>
@@ -1057,7 +1255,13 @@
           </w:tcPr>
           <w:p>
             <w:pPr>
+              <w:keepNext w:val="0"/>
+              <w:keepLines w:val="0"/>
+              <w:pageBreakBefore w:val="0"/>
               <w:widowControl w:val="0"/>
+              <w:wordWrap/>
+              <w:overflowPunct/>
+              <w:bidi w:val="0"/>
               <w:spacing w:before="173" w:line="229" w:lineRule="auto"/>
               <w:ind w:left="314"/>
             </w:pPr>
@@ -1069,7 +1273,13 @@
           </w:tcPr>
           <w:p>
             <w:pPr>
+              <w:keepNext w:val="0"/>
+              <w:keepLines w:val="0"/>
+              <w:pageBreakBefore w:val="0"/>
               <w:widowControl w:val="0"/>
+              <w:wordWrap/>
+              <w:overflowPunct/>
+              <w:bidi w:val="0"/>
               <w:spacing w:before="173" w:line="229" w:lineRule="auto"/>
               <w:ind w:left="314"/>
             </w:pPr>
@@ -1082,7 +1292,13 @@
           <w:p>
             <w:pPr>
               <w:pStyle w:val="27"/>
+              <w:keepNext w:val="0"/>
+              <w:keepLines w:val="0"/>
+              <w:pageBreakBefore w:val="0"/>
               <w:widowControl w:val="0"/>
+              <w:wordWrap/>
+              <w:overflowPunct/>
+              <w:bidi w:val="0"/>
               <w:rPr>
                 <w:rFonts w:hint="eastAsia"/>
               </w:rPr>
@@ -1117,7 +1333,13 @@
           <w:p>
             <w:pPr>
               <w:pStyle w:val="27"/>
+              <w:keepNext w:val="0"/>
+              <w:keepLines w:val="0"/>
+              <w:pageBreakBefore w:val="0"/>
               <w:widowControl w:val="0"/>
+              <w:wordWrap/>
+              <w:overflowPunct/>
+              <w:bidi w:val="0"/>
               <w:rPr>
                 <w:rFonts w:hint="eastAsia"/>
               </w:rPr>
@@ -1131,7 +1353,13 @@
           <w:p>
             <w:pPr>
               <w:pStyle w:val="27"/>
+              <w:keepNext w:val="0"/>
+              <w:keepLines w:val="0"/>
+              <w:pageBreakBefore w:val="0"/>
               <w:widowControl w:val="0"/>
+              <w:wordWrap/>
+              <w:overflowPunct/>
+              <w:bidi w:val="0"/>
               <w:rPr>
                 <w:rFonts w:hint="eastAsia"/>
               </w:rPr>
@@ -1145,7 +1373,13 @@
           <w:p>
             <w:pPr>
               <w:pStyle w:val="27"/>
+              <w:keepNext w:val="0"/>
+              <w:keepLines w:val="0"/>
+              <w:pageBreakBefore w:val="0"/>
               <w:widowControl w:val="0"/>
+              <w:wordWrap/>
+              <w:overflowPunct/>
+              <w:bidi w:val="0"/>
               <w:rPr>
                 <w:rFonts w:hint="eastAsia"/>
               </w:rPr>
@@ -1159,7 +1393,13 @@
           <w:p>
             <w:pPr>
               <w:pStyle w:val="27"/>
+              <w:keepNext w:val="0"/>
+              <w:keepLines w:val="0"/>
+              <w:pageBreakBefore w:val="0"/>
               <w:widowControl w:val="0"/>
+              <w:wordWrap/>
+              <w:overflowPunct/>
+              <w:bidi w:val="0"/>
               <w:rPr>
                 <w:rFonts w:hint="eastAsia"/>
               </w:rPr>
@@ -1173,7 +1413,13 @@
           <w:p>
             <w:pPr>
               <w:pStyle w:val="27"/>
+              <w:keepNext w:val="0"/>
+              <w:keepLines w:val="0"/>
+              <w:pageBreakBefore w:val="0"/>
               <w:widowControl w:val="0"/>
+              <w:wordWrap/>
+              <w:overflowPunct/>
+              <w:bidi w:val="0"/>
               <w:rPr>
                 <w:rFonts w:hint="eastAsia"/>
               </w:rPr>
@@ -1187,7 +1433,13 @@
           <w:p>
             <w:pPr>
               <w:pStyle w:val="27"/>
+              <w:keepNext w:val="0"/>
+              <w:keepLines w:val="0"/>
+              <w:pageBreakBefore w:val="0"/>
               <w:widowControl w:val="0"/>
+              <w:wordWrap/>
+              <w:overflowPunct/>
+              <w:bidi w:val="0"/>
               <w:rPr>
                 <w:rFonts w:hint="eastAsia"/>
               </w:rPr>
@@ -1222,7 +1474,13 @@
           <w:p>
             <w:pPr>
               <w:pStyle w:val="27"/>
+              <w:keepNext w:val="0"/>
+              <w:keepLines w:val="0"/>
+              <w:pageBreakBefore w:val="0"/>
               <w:widowControl w:val="0"/>
+              <w:wordWrap/>
+              <w:overflowPunct/>
+              <w:bidi w:val="0"/>
               <w:rPr>
                 <w:rFonts w:hint="eastAsia"/>
               </w:rPr>
@@ -1236,7 +1494,13 @@
           <w:p>
             <w:pPr>
               <w:pStyle w:val="27"/>
+              <w:keepNext w:val="0"/>
+              <w:keepLines w:val="0"/>
+              <w:pageBreakBefore w:val="0"/>
               <w:widowControl w:val="0"/>
+              <w:wordWrap/>
+              <w:overflowPunct/>
+              <w:bidi w:val="0"/>
               <w:rPr>
                 <w:rFonts w:hint="eastAsia"/>
               </w:rPr>
@@ -1250,7 +1514,13 @@
           <w:p>
             <w:pPr>
               <w:pStyle w:val="27"/>
+              <w:keepNext w:val="0"/>
+              <w:keepLines w:val="0"/>
+              <w:pageBreakBefore w:val="0"/>
               <w:widowControl w:val="0"/>
+              <w:wordWrap/>
+              <w:overflowPunct/>
+              <w:bidi w:val="0"/>
               <w:rPr>
                 <w:rFonts w:hint="eastAsia"/>
               </w:rPr>
@@ -1264,7 +1534,13 @@
           <w:p>
             <w:pPr>
               <w:pStyle w:val="27"/>
+              <w:keepNext w:val="0"/>
+              <w:keepLines w:val="0"/>
+              <w:pageBreakBefore w:val="0"/>
               <w:widowControl w:val="0"/>
+              <w:wordWrap/>
+              <w:overflowPunct/>
+              <w:bidi w:val="0"/>
               <w:rPr>
                 <w:rFonts w:hint="eastAsia"/>
               </w:rPr>
@@ -1278,7 +1554,13 @@
           <w:p>
             <w:pPr>
               <w:pStyle w:val="27"/>
+              <w:keepNext w:val="0"/>
+              <w:keepLines w:val="0"/>
+              <w:pageBreakBefore w:val="0"/>
               <w:widowControl w:val="0"/>
+              <w:wordWrap/>
+              <w:overflowPunct/>
+              <w:bidi w:val="0"/>
               <w:rPr>
                 <w:rFonts w:hint="eastAsia"/>
               </w:rPr>
@@ -1292,7 +1574,13 @@
           <w:p>
             <w:pPr>
               <w:pStyle w:val="27"/>
+              <w:keepNext w:val="0"/>
+              <w:keepLines w:val="0"/>
+              <w:pageBreakBefore w:val="0"/>
               <w:widowControl w:val="0"/>
+              <w:wordWrap/>
+              <w:overflowPunct/>
+              <w:bidi w:val="0"/>
               <w:rPr>
                 <w:rFonts w:hint="eastAsia"/>
               </w:rPr>
@@ -1327,7 +1615,13 @@
           <w:p>
             <w:pPr>
               <w:pStyle w:val="27"/>
+              <w:keepNext w:val="0"/>
+              <w:keepLines w:val="0"/>
+              <w:pageBreakBefore w:val="0"/>
               <w:widowControl w:val="0"/>
+              <w:wordWrap/>
+              <w:overflowPunct/>
+              <w:bidi w:val="0"/>
               <w:rPr>
                 <w:rFonts w:hint="eastAsia"/>
               </w:rPr>
@@ -1341,7 +1635,13 @@
           <w:p>
             <w:pPr>
               <w:pStyle w:val="27"/>
+              <w:keepNext w:val="0"/>
+              <w:keepLines w:val="0"/>
+              <w:pageBreakBefore w:val="0"/>
               <w:widowControl w:val="0"/>
+              <w:wordWrap/>
+              <w:overflowPunct/>
+              <w:bidi w:val="0"/>
               <w:rPr>
                 <w:rFonts w:hint="eastAsia"/>
               </w:rPr>
@@ -1355,7 +1655,13 @@
           <w:p>
             <w:pPr>
               <w:pStyle w:val="27"/>
+              <w:keepNext w:val="0"/>
+              <w:keepLines w:val="0"/>
+              <w:pageBreakBefore w:val="0"/>
               <w:widowControl w:val="0"/>
+              <w:wordWrap/>
+              <w:overflowPunct/>
+              <w:bidi w:val="0"/>
               <w:rPr>
                 <w:rFonts w:hint="eastAsia"/>
               </w:rPr>
@@ -1369,7 +1675,13 @@
           <w:p>
             <w:pPr>
               <w:pStyle w:val="27"/>
+              <w:keepNext w:val="0"/>
+              <w:keepLines w:val="0"/>
+              <w:pageBreakBefore w:val="0"/>
               <w:widowControl w:val="0"/>
+              <w:wordWrap/>
+              <w:overflowPunct/>
+              <w:bidi w:val="0"/>
               <w:rPr>
                 <w:rFonts w:hint="eastAsia"/>
               </w:rPr>
@@ -1383,7 +1695,13 @@
           <w:p>
             <w:pPr>
               <w:pStyle w:val="27"/>
+              <w:keepNext w:val="0"/>
+              <w:keepLines w:val="0"/>
+              <w:pageBreakBefore w:val="0"/>
               <w:widowControl w:val="0"/>
+              <w:wordWrap/>
+              <w:overflowPunct/>
+              <w:bidi w:val="0"/>
               <w:rPr>
                 <w:rFonts w:hint="eastAsia"/>
               </w:rPr>
@@ -1397,7 +1715,13 @@
           <w:p>
             <w:pPr>
               <w:pStyle w:val="27"/>
+              <w:keepNext w:val="0"/>
+              <w:keepLines w:val="0"/>
+              <w:pageBreakBefore w:val="0"/>
               <w:widowControl w:val="0"/>
+              <w:wordWrap/>
+              <w:overflowPunct/>
+              <w:bidi w:val="0"/>
               <w:rPr>
                 <w:rFonts w:hint="eastAsia"/>
               </w:rPr>
@@ -1408,7 +1732,13 @@
     </w:tbl>
     <w:p>
       <w:pPr>
+        <w:keepNext w:val="0"/>
+        <w:keepLines w:val="0"/>
+        <w:pageBreakBefore w:val="0"/>
         <w:widowControl w:val="0"/>
+        <w:wordWrap/>
+        <w:overflowPunct/>
+        <w:bidi w:val="0"/>
       </w:pPr>
       <w:r>
         <w:br w:type="page"/>
@@ -1435,7 +1765,13 @@
       <w:sdtContent>
         <w:p>
           <w:pPr>
+            <w:keepNext w:val="0"/>
+            <w:keepLines w:val="0"/>
+            <w:pageBreakBefore w:val="0"/>
             <w:widowControl w:val="0"/>
+            <w:wordWrap/>
+            <w:overflowPunct/>
+            <w:bidi w:val="0"/>
             <w:spacing w:line="240" w:lineRule="auto"/>
             <w:jc w:val="center"/>
             <w:rPr>
@@ -1456,11 +1792,12 @@
         <w:p>
           <w:pPr>
             <w:pStyle w:val="16"/>
-            <w:widowControl w:val="0"/>
             <w:tabs>
               <w:tab w:val="right" w:leader="dot" w:pos="8306"/>
             </w:tabs>
           </w:pPr>
+          <w:bookmarkStart w:id="26" w:name="_GoBack"/>
+          <w:bookmarkEnd w:id="26"/>
           <w:r>
             <w:rPr>
               <w:rFonts w:hint="eastAsia" w:ascii="宋体" w:hAnsi="宋体" w:eastAsia="宋体" w:cs="宋体"/>
@@ -1483,17 +1820,28 @@
             <w:fldChar w:fldCharType="separate"/>
           </w:r>
           <w:r>
+            <w:rPr>
+              <w:rFonts w:hint="eastAsia" w:ascii="宋体" w:hAnsi="宋体" w:eastAsia="宋体" w:cs="宋体"/>
+              <w:szCs w:val="24"/>
+            </w:rPr>
             <w:fldChar w:fldCharType="begin"/>
           </w:r>
           <w:r>
-            <w:instrText xml:space="preserve"> HYPERLINK \l "_Toc16543" </w:instrText>
-          </w:r>
-          <w:r>
+            <w:rPr>
+              <w:rFonts w:hint="eastAsia" w:ascii="宋体" w:hAnsi="宋体" w:eastAsia="宋体" w:cs="宋体"/>
+              <w:szCs w:val="24"/>
+            </w:rPr>
+            <w:instrText xml:space="preserve"> HYPERLINK \l _Toc27843 </w:instrText>
+          </w:r>
+          <w:r>
+            <w:rPr>
+              <w:rFonts w:hint="eastAsia" w:ascii="宋体" w:hAnsi="宋体" w:eastAsia="宋体" w:cs="宋体"/>
+              <w:szCs w:val="24"/>
+            </w:rPr>
             <w:fldChar w:fldCharType="separate"/>
           </w:r>
           <w:r>
             <w:rPr>
-              <w:rFonts w:hint="eastAsia"/>
               <w:lang w:eastAsia="zh-CN"/>
             </w:rPr>
             <w:t>天津通海信息技术有限公司</w:t>
@@ -1505,7 +1853,7 @@
             <w:fldChar w:fldCharType="begin"/>
           </w:r>
           <w:r>
-            <w:instrText xml:space="preserve"> PAGEREF _Toc16543 \h </w:instrText>
+            <w:instrText xml:space="preserve"> PAGEREF _Toc27843 \h </w:instrText>
           </w:r>
           <w:r>
             <w:fldChar w:fldCharType="separate"/>
@@ -1517,24 +1865,39 @@
             <w:fldChar w:fldCharType="end"/>
           </w:r>
           <w:r>
+            <w:rPr>
+              <w:rFonts w:hint="eastAsia" w:ascii="宋体" w:hAnsi="宋体" w:eastAsia="宋体" w:cs="宋体"/>
+              <w:szCs w:val="24"/>
+            </w:rPr>
             <w:fldChar w:fldCharType="end"/>
           </w:r>
         </w:p>
         <w:p>
           <w:pPr>
             <w:pStyle w:val="16"/>
-            <w:widowControl w:val="0"/>
             <w:tabs>
               <w:tab w:val="right" w:leader="dot" w:pos="8306"/>
             </w:tabs>
           </w:pPr>
           <w:r>
+            <w:rPr>
+              <w:rFonts w:hint="eastAsia" w:ascii="宋体" w:hAnsi="宋体" w:cs="宋体"/>
+              <w:szCs w:val="24"/>
+            </w:rPr>
             <w:fldChar w:fldCharType="begin"/>
           </w:r>
           <w:r>
-            <w:instrText xml:space="preserve"> HYPERLINK \l "_Toc31588" </w:instrText>
-          </w:r>
-          <w:r>
+            <w:rPr>
+              <w:rFonts w:hint="eastAsia" w:ascii="宋体" w:hAnsi="宋体" w:cs="宋体"/>
+              <w:szCs w:val="24"/>
+            </w:rPr>
+            <w:instrText xml:space="preserve"> HYPERLINK \l _Toc14664 </w:instrText>
+          </w:r>
+          <w:r>
+            <w:rPr>
+              <w:rFonts w:hint="eastAsia" w:ascii="宋体" w:hAnsi="宋体" w:cs="宋体"/>
+              <w:szCs w:val="24"/>
+            </w:rPr>
             <w:fldChar w:fldCharType="separate"/>
           </w:r>
           <w:r>
@@ -1551,7 +1914,7 @@
             <w:fldChar w:fldCharType="begin"/>
           </w:r>
           <w:r>
-            <w:instrText xml:space="preserve"> PAGEREF _Toc31588 \h </w:instrText>
+            <w:instrText xml:space="preserve"> PAGEREF _Toc14664 \h </w:instrText>
           </w:r>
           <w:r>
             <w:fldChar w:fldCharType="separate"/>
@@ -1563,28 +1926,49 @@
             <w:fldChar w:fldCharType="end"/>
           </w:r>
           <w:r>
+            <w:rPr>
+              <w:rFonts w:hint="eastAsia" w:ascii="宋体" w:hAnsi="宋体" w:cs="宋体"/>
+              <w:szCs w:val="24"/>
+            </w:rPr>
             <w:fldChar w:fldCharType="end"/>
           </w:r>
         </w:p>
         <w:p>
           <w:pPr>
             <w:pStyle w:val="16"/>
-            <w:widowControl w:val="0"/>
             <w:tabs>
               <w:tab w:val="right" w:leader="dot" w:pos="8306"/>
             </w:tabs>
           </w:pPr>
           <w:r>
+            <w:rPr>
+              <w:rFonts w:hint="eastAsia" w:ascii="宋体" w:hAnsi="宋体" w:cs="宋体"/>
+              <w:szCs w:val="24"/>
+            </w:rPr>
             <w:fldChar w:fldCharType="begin"/>
           </w:r>
           <w:r>
-            <w:instrText xml:space="preserve"> HYPERLINK \l "_Toc26539" </w:instrText>
-          </w:r>
-          <w:r>
+            <w:rPr>
+              <w:rFonts w:hint="eastAsia" w:ascii="宋体" w:hAnsi="宋体" w:cs="宋体"/>
+              <w:szCs w:val="24"/>
+            </w:rPr>
+            <w:instrText xml:space="preserve"> HYPERLINK \l _Toc26074 </w:instrText>
+          </w:r>
+          <w:r>
+            <w:rPr>
+              <w:rFonts w:hint="eastAsia" w:ascii="宋体" w:hAnsi="宋体" w:cs="宋体"/>
+              <w:szCs w:val="24"/>
+            </w:rPr>
             <w:fldChar w:fldCharType="separate"/>
           </w:r>
           <w:r>
-            <w:t>1. 目的</w:t>
+            <w:rPr>
+              <w:rFonts w:hint="default"/>
+            </w:rPr>
+            <w:t xml:space="preserve">1. </w:t>
+          </w:r>
+          <w:r>
+            <w:t>目的</w:t>
           </w:r>
           <w:r>
             <w:tab/>
@@ -1593,7 +1977,7 @@
             <w:fldChar w:fldCharType="begin"/>
           </w:r>
           <w:r>
-            <w:instrText xml:space="preserve"> PAGEREF _Toc26539 \h </w:instrText>
+            <w:instrText xml:space="preserve"> PAGEREF _Toc26074 \h </w:instrText>
           </w:r>
           <w:r>
             <w:fldChar w:fldCharType="separate"/>
@@ -1605,28 +1989,44 @@
             <w:fldChar w:fldCharType="end"/>
           </w:r>
           <w:r>
+            <w:rPr>
+              <w:rFonts w:hint="eastAsia" w:ascii="宋体" w:hAnsi="宋体" w:cs="宋体"/>
+              <w:szCs w:val="24"/>
+            </w:rPr>
             <w:fldChar w:fldCharType="end"/>
           </w:r>
         </w:p>
         <w:p>
           <w:pPr>
             <w:pStyle w:val="16"/>
-            <w:widowControl w:val="0"/>
             <w:tabs>
               <w:tab w:val="right" w:leader="dot" w:pos="8306"/>
             </w:tabs>
           </w:pPr>
           <w:r>
+            <w:rPr>
+              <w:rFonts w:hint="eastAsia" w:ascii="宋体" w:hAnsi="宋体" w:cs="宋体"/>
+              <w:szCs w:val="24"/>
+            </w:rPr>
             <w:fldChar w:fldCharType="begin"/>
           </w:r>
           <w:r>
-            <w:instrText xml:space="preserve"> HYPERLINK \l "_Toc11520" </w:instrText>
-          </w:r>
-          <w:r>
+            <w:rPr>
+              <w:rFonts w:hint="eastAsia" w:ascii="宋体" w:hAnsi="宋体" w:cs="宋体"/>
+              <w:szCs w:val="24"/>
+            </w:rPr>
+            <w:instrText xml:space="preserve"> HYPERLINK \l _Toc20082 </w:instrText>
+          </w:r>
+          <w:r>
+            <w:rPr>
+              <w:rFonts w:hint="eastAsia" w:ascii="宋体" w:hAnsi="宋体" w:cs="宋体"/>
+              <w:szCs w:val="24"/>
+            </w:rPr>
             <w:fldChar w:fldCharType="separate"/>
           </w:r>
           <w:r>
             <w:rPr>
+              <w:rFonts w:hint="default"/>
               <w:lang w:eastAsia="zh-CN"/>
             </w:rPr>
             <w:t xml:space="preserve">2. </w:t>
@@ -1645,7 +2045,7 @@
             <w:fldChar w:fldCharType="begin"/>
           </w:r>
           <w:r>
-            <w:instrText xml:space="preserve"> PAGEREF _Toc11520 \h </w:instrText>
+            <w:instrText xml:space="preserve"> PAGEREF _Toc20082 \h </w:instrText>
           </w:r>
           <w:r>
             <w:fldChar w:fldCharType="separate"/>
@@ -1657,27 +2057,45 @@
             <w:fldChar w:fldCharType="end"/>
           </w:r>
           <w:r>
+            <w:rPr>
+              <w:rFonts w:hint="eastAsia" w:ascii="宋体" w:hAnsi="宋体" w:cs="宋体"/>
+              <w:szCs w:val="24"/>
+            </w:rPr>
             <w:fldChar w:fldCharType="end"/>
           </w:r>
         </w:p>
         <w:p>
           <w:pPr>
             <w:pStyle w:val="16"/>
-            <w:widowControl w:val="0"/>
             <w:tabs>
               <w:tab w:val="right" w:leader="dot" w:pos="8306"/>
             </w:tabs>
           </w:pPr>
           <w:r>
+            <w:rPr>
+              <w:rFonts w:hint="eastAsia" w:ascii="宋体" w:hAnsi="宋体" w:cs="宋体"/>
+              <w:szCs w:val="24"/>
+            </w:rPr>
             <w:fldChar w:fldCharType="begin"/>
           </w:r>
           <w:r>
-            <w:instrText xml:space="preserve"> HYPERLINK \l "_Toc24242" </w:instrText>
-          </w:r>
-          <w:r>
+            <w:rPr>
+              <w:rFonts w:hint="eastAsia" w:ascii="宋体" w:hAnsi="宋体" w:cs="宋体"/>
+              <w:szCs w:val="24"/>
+            </w:rPr>
+            <w:instrText xml:space="preserve"> HYPERLINK \l _Toc7095 </w:instrText>
+          </w:r>
+          <w:r>
+            <w:rPr>
+              <w:rFonts w:hint="eastAsia" w:ascii="宋体" w:hAnsi="宋体" w:cs="宋体"/>
+              <w:szCs w:val="24"/>
+            </w:rPr>
             <w:fldChar w:fldCharType="separate"/>
           </w:r>
           <w:r>
+            <w:rPr>
+              <w:rFonts w:hint="default"/>
+            </w:rPr>
             <w:t xml:space="preserve">3. </w:t>
           </w:r>
           <w:r>
@@ -1697,7 +2115,7 @@
             <w:fldChar w:fldCharType="begin"/>
           </w:r>
           <w:r>
-            <w:instrText xml:space="preserve"> PAGEREF _Toc24242 \h </w:instrText>
+            <w:instrText xml:space="preserve"> PAGEREF _Toc7095 \h </w:instrText>
           </w:r>
           <w:r>
             <w:fldChar w:fldCharType="separate"/>
@@ -1709,28 +2127,44 @@
             <w:fldChar w:fldCharType="end"/>
           </w:r>
           <w:r>
+            <w:rPr>
+              <w:rFonts w:hint="eastAsia" w:ascii="宋体" w:hAnsi="宋体" w:cs="宋体"/>
+              <w:szCs w:val="24"/>
+            </w:rPr>
             <w:fldChar w:fldCharType="end"/>
           </w:r>
         </w:p>
         <w:p>
           <w:pPr>
             <w:pStyle w:val="16"/>
-            <w:widowControl w:val="0"/>
             <w:tabs>
               <w:tab w:val="right" w:leader="dot" w:pos="8306"/>
             </w:tabs>
           </w:pPr>
           <w:r>
+            <w:rPr>
+              <w:rFonts w:hint="eastAsia" w:ascii="宋体" w:hAnsi="宋体" w:cs="宋体"/>
+              <w:szCs w:val="24"/>
+            </w:rPr>
             <w:fldChar w:fldCharType="begin"/>
           </w:r>
           <w:r>
-            <w:instrText xml:space="preserve"> HYPERLINK \l "_Toc9209" </w:instrText>
-          </w:r>
-          <w:r>
+            <w:rPr>
+              <w:rFonts w:hint="eastAsia" w:ascii="宋体" w:hAnsi="宋体" w:cs="宋体"/>
+              <w:szCs w:val="24"/>
+            </w:rPr>
+            <w:instrText xml:space="preserve"> HYPERLINK \l _Toc26865 </w:instrText>
+          </w:r>
+          <w:r>
+            <w:rPr>
+              <w:rFonts w:hint="eastAsia" w:ascii="宋体" w:hAnsi="宋体" w:cs="宋体"/>
+              <w:szCs w:val="24"/>
+            </w:rPr>
             <w:fldChar w:fldCharType="separate"/>
           </w:r>
           <w:r>
             <w:rPr>
+              <w:rFonts w:hint="default"/>
               <w:lang w:eastAsia="zh-CN"/>
             </w:rPr>
             <w:t xml:space="preserve">4. </w:t>
@@ -1749,7 +2183,7 @@
             <w:fldChar w:fldCharType="begin"/>
           </w:r>
           <w:r>
-            <w:instrText xml:space="preserve"> PAGEREF _Toc9209 \h </w:instrText>
+            <w:instrText xml:space="preserve"> PAGEREF _Toc26865 \h </w:instrText>
           </w:r>
           <w:r>
             <w:fldChar w:fldCharType="separate"/>
@@ -1761,28 +2195,44 @@
             <w:fldChar w:fldCharType="end"/>
           </w:r>
           <w:r>
+            <w:rPr>
+              <w:rFonts w:hint="eastAsia" w:ascii="宋体" w:hAnsi="宋体" w:cs="宋体"/>
+              <w:szCs w:val="24"/>
+            </w:rPr>
             <w:fldChar w:fldCharType="end"/>
           </w:r>
         </w:p>
         <w:p>
           <w:pPr>
             <w:pStyle w:val="17"/>
-            <w:widowControl w:val="0"/>
             <w:tabs>
               <w:tab w:val="right" w:leader="dot" w:pos="8306"/>
             </w:tabs>
           </w:pPr>
           <w:r>
+            <w:rPr>
+              <w:rFonts w:hint="eastAsia" w:ascii="宋体" w:hAnsi="宋体" w:cs="宋体"/>
+              <w:szCs w:val="24"/>
+            </w:rPr>
             <w:fldChar w:fldCharType="begin"/>
           </w:r>
           <w:r>
-            <w:instrText xml:space="preserve"> HYPERLINK \l "_Toc26301" </w:instrText>
-          </w:r>
-          <w:r>
+            <w:rPr>
+              <w:rFonts w:hint="eastAsia" w:ascii="宋体" w:hAnsi="宋体" w:cs="宋体"/>
+              <w:szCs w:val="24"/>
+            </w:rPr>
+            <w:instrText xml:space="preserve"> HYPERLINK \l _Toc17301 </w:instrText>
+          </w:r>
+          <w:r>
+            <w:rPr>
+              <w:rFonts w:hint="eastAsia" w:ascii="宋体" w:hAnsi="宋体" w:cs="宋体"/>
+              <w:szCs w:val="24"/>
+            </w:rPr>
             <w:fldChar w:fldCharType="separate"/>
           </w:r>
           <w:r>
             <w:rPr>
+              <w:rFonts w:hint="default"/>
               <w:lang w:eastAsia="zh-CN"/>
             </w:rPr>
             <w:t xml:space="preserve">4.1. </w:t>
@@ -1801,7 +2251,7 @@
             <w:fldChar w:fldCharType="begin"/>
           </w:r>
           <w:r>
-            <w:instrText xml:space="preserve"> PAGEREF _Toc26301 \h </w:instrText>
+            <w:instrText xml:space="preserve"> PAGEREF _Toc17301 \h </w:instrText>
           </w:r>
           <w:r>
             <w:fldChar w:fldCharType="separate"/>
@@ -1813,28 +2263,44 @@
             <w:fldChar w:fldCharType="end"/>
           </w:r>
           <w:r>
+            <w:rPr>
+              <w:rFonts w:hint="eastAsia" w:ascii="宋体" w:hAnsi="宋体" w:cs="宋体"/>
+              <w:szCs w:val="24"/>
+            </w:rPr>
             <w:fldChar w:fldCharType="end"/>
           </w:r>
         </w:p>
         <w:p>
           <w:pPr>
             <w:pStyle w:val="17"/>
-            <w:widowControl w:val="0"/>
             <w:tabs>
               <w:tab w:val="right" w:leader="dot" w:pos="8306"/>
             </w:tabs>
           </w:pPr>
           <w:r>
+            <w:rPr>
+              <w:rFonts w:hint="eastAsia" w:ascii="宋体" w:hAnsi="宋体" w:cs="宋体"/>
+              <w:szCs w:val="24"/>
+            </w:rPr>
             <w:fldChar w:fldCharType="begin"/>
           </w:r>
           <w:r>
-            <w:instrText xml:space="preserve"> HYPERLINK \l "_Toc16789" </w:instrText>
-          </w:r>
-          <w:r>
+            <w:rPr>
+              <w:rFonts w:hint="eastAsia" w:ascii="宋体" w:hAnsi="宋体" w:cs="宋体"/>
+              <w:szCs w:val="24"/>
+            </w:rPr>
+            <w:instrText xml:space="preserve"> HYPERLINK \l _Toc2143 </w:instrText>
+          </w:r>
+          <w:r>
+            <w:rPr>
+              <w:rFonts w:hint="eastAsia" w:ascii="宋体" w:hAnsi="宋体" w:cs="宋体"/>
+              <w:szCs w:val="24"/>
+            </w:rPr>
             <w:fldChar w:fldCharType="separate"/>
           </w:r>
           <w:r>
             <w:rPr>
+              <w:rFonts w:hint="default"/>
               <w:lang w:eastAsia="zh-CN"/>
             </w:rPr>
             <w:t xml:space="preserve">4.2. </w:t>
@@ -1853,7 +2319,7 @@
             <w:fldChar w:fldCharType="begin"/>
           </w:r>
           <w:r>
-            <w:instrText xml:space="preserve"> PAGEREF _Toc16789 \h </w:instrText>
+            <w:instrText xml:space="preserve"> PAGEREF _Toc2143 \h </w:instrText>
           </w:r>
           <w:r>
             <w:fldChar w:fldCharType="separate"/>
@@ -1865,28 +2331,44 @@
             <w:fldChar w:fldCharType="end"/>
           </w:r>
           <w:r>
+            <w:rPr>
+              <w:rFonts w:hint="eastAsia" w:ascii="宋体" w:hAnsi="宋体" w:cs="宋体"/>
+              <w:szCs w:val="24"/>
+            </w:rPr>
             <w:fldChar w:fldCharType="end"/>
           </w:r>
         </w:p>
         <w:p>
           <w:pPr>
             <w:pStyle w:val="17"/>
-            <w:widowControl w:val="0"/>
             <w:tabs>
               <w:tab w:val="right" w:leader="dot" w:pos="8306"/>
             </w:tabs>
           </w:pPr>
           <w:r>
+            <w:rPr>
+              <w:rFonts w:hint="eastAsia" w:ascii="宋体" w:hAnsi="宋体" w:cs="宋体"/>
+              <w:szCs w:val="24"/>
+            </w:rPr>
             <w:fldChar w:fldCharType="begin"/>
           </w:r>
           <w:r>
-            <w:instrText xml:space="preserve"> HYPERLINK \l "_Toc30423" </w:instrText>
-          </w:r>
-          <w:r>
+            <w:rPr>
+              <w:rFonts w:hint="eastAsia" w:ascii="宋体" w:hAnsi="宋体" w:cs="宋体"/>
+              <w:szCs w:val="24"/>
+            </w:rPr>
+            <w:instrText xml:space="preserve"> HYPERLINK \l _Toc10447 </w:instrText>
+          </w:r>
+          <w:r>
+            <w:rPr>
+              <w:rFonts w:hint="eastAsia" w:ascii="宋体" w:hAnsi="宋体" w:cs="宋体"/>
+              <w:szCs w:val="24"/>
+            </w:rPr>
             <w:fldChar w:fldCharType="separate"/>
           </w:r>
           <w:r>
             <w:rPr>
+              <w:rFonts w:hint="default"/>
               <w:lang w:eastAsia="zh-CN"/>
             </w:rPr>
             <w:t xml:space="preserve">4.3. </w:t>
@@ -1905,7 +2387,7 @@
             <w:fldChar w:fldCharType="begin"/>
           </w:r>
           <w:r>
-            <w:instrText xml:space="preserve"> PAGEREF _Toc30423 \h </w:instrText>
+            <w:instrText xml:space="preserve"> PAGEREF _Toc10447 \h </w:instrText>
           </w:r>
           <w:r>
             <w:fldChar w:fldCharType="separate"/>
@@ -1917,28 +2399,44 @@
             <w:fldChar w:fldCharType="end"/>
           </w:r>
           <w:r>
+            <w:rPr>
+              <w:rFonts w:hint="eastAsia" w:ascii="宋体" w:hAnsi="宋体" w:cs="宋体"/>
+              <w:szCs w:val="24"/>
+            </w:rPr>
             <w:fldChar w:fldCharType="end"/>
           </w:r>
         </w:p>
         <w:p>
           <w:pPr>
             <w:pStyle w:val="17"/>
-            <w:widowControl w:val="0"/>
             <w:tabs>
               <w:tab w:val="right" w:leader="dot" w:pos="8306"/>
             </w:tabs>
           </w:pPr>
           <w:r>
+            <w:rPr>
+              <w:rFonts w:hint="eastAsia" w:ascii="宋体" w:hAnsi="宋体" w:cs="宋体"/>
+              <w:szCs w:val="24"/>
+            </w:rPr>
             <w:fldChar w:fldCharType="begin"/>
           </w:r>
           <w:r>
-            <w:instrText xml:space="preserve"> HYPERLINK \l "_Toc14370" </w:instrText>
-          </w:r>
-          <w:r>
+            <w:rPr>
+              <w:rFonts w:hint="eastAsia" w:ascii="宋体" w:hAnsi="宋体" w:cs="宋体"/>
+              <w:szCs w:val="24"/>
+            </w:rPr>
+            <w:instrText xml:space="preserve"> HYPERLINK \l _Toc29768 </w:instrText>
+          </w:r>
+          <w:r>
+            <w:rPr>
+              <w:rFonts w:hint="eastAsia" w:ascii="宋体" w:hAnsi="宋体" w:cs="宋体"/>
+              <w:szCs w:val="24"/>
+            </w:rPr>
             <w:fldChar w:fldCharType="separate"/>
           </w:r>
           <w:r>
             <w:rPr>
+              <w:rFonts w:hint="default"/>
               <w:lang w:eastAsia="zh-CN"/>
             </w:rPr>
             <w:t xml:space="preserve">4.4. </w:t>
@@ -1957,7 +2455,7 @@
             <w:fldChar w:fldCharType="begin"/>
           </w:r>
           <w:r>
-            <w:instrText xml:space="preserve"> PAGEREF _Toc14370 \h </w:instrText>
+            <w:instrText xml:space="preserve"> PAGEREF _Toc29768 \h </w:instrText>
           </w:r>
           <w:r>
             <w:fldChar w:fldCharType="separate"/>
@@ -1969,28 +2467,44 @@
             <w:fldChar w:fldCharType="end"/>
           </w:r>
           <w:r>
+            <w:rPr>
+              <w:rFonts w:hint="eastAsia" w:ascii="宋体" w:hAnsi="宋体" w:cs="宋体"/>
+              <w:szCs w:val="24"/>
+            </w:rPr>
             <w:fldChar w:fldCharType="end"/>
           </w:r>
         </w:p>
         <w:p>
           <w:pPr>
             <w:pStyle w:val="17"/>
-            <w:widowControl w:val="0"/>
             <w:tabs>
               <w:tab w:val="right" w:leader="dot" w:pos="8306"/>
             </w:tabs>
           </w:pPr>
           <w:r>
+            <w:rPr>
+              <w:rFonts w:hint="eastAsia" w:ascii="宋体" w:hAnsi="宋体" w:cs="宋体"/>
+              <w:szCs w:val="24"/>
+            </w:rPr>
             <w:fldChar w:fldCharType="begin"/>
           </w:r>
           <w:r>
-            <w:instrText xml:space="preserve"> HYPERLINK \l "_Toc31161" </w:instrText>
-          </w:r>
-          <w:r>
+            <w:rPr>
+              <w:rFonts w:hint="eastAsia" w:ascii="宋体" w:hAnsi="宋体" w:cs="宋体"/>
+              <w:szCs w:val="24"/>
+            </w:rPr>
+            <w:instrText xml:space="preserve"> HYPERLINK \l _Toc24559 </w:instrText>
+          </w:r>
+          <w:r>
+            <w:rPr>
+              <w:rFonts w:hint="eastAsia" w:ascii="宋体" w:hAnsi="宋体" w:cs="宋体"/>
+              <w:szCs w:val="24"/>
+            </w:rPr>
             <w:fldChar w:fldCharType="separate"/>
           </w:r>
           <w:r>
             <w:rPr>
+              <w:rFonts w:hint="default"/>
               <w:lang w:eastAsia="zh-CN"/>
             </w:rPr>
             <w:t xml:space="preserve">4.5. </w:t>
@@ -2009,7 +2523,7 @@
             <w:fldChar w:fldCharType="begin"/>
           </w:r>
           <w:r>
-            <w:instrText xml:space="preserve"> PAGEREF _Toc31161 \h </w:instrText>
+            <w:instrText xml:space="preserve"> PAGEREF _Toc24559 \h </w:instrText>
           </w:r>
           <w:r>
             <w:fldChar w:fldCharType="separate"/>
@@ -2021,28 +2535,44 @@
             <w:fldChar w:fldCharType="end"/>
           </w:r>
           <w:r>
+            <w:rPr>
+              <w:rFonts w:hint="eastAsia" w:ascii="宋体" w:hAnsi="宋体" w:cs="宋体"/>
+              <w:szCs w:val="24"/>
+            </w:rPr>
             <w:fldChar w:fldCharType="end"/>
           </w:r>
         </w:p>
         <w:p>
           <w:pPr>
             <w:pStyle w:val="16"/>
-            <w:widowControl w:val="0"/>
             <w:tabs>
               <w:tab w:val="right" w:leader="dot" w:pos="8306"/>
             </w:tabs>
           </w:pPr>
           <w:r>
+            <w:rPr>
+              <w:rFonts w:hint="eastAsia" w:ascii="宋体" w:hAnsi="宋体" w:cs="宋体"/>
+              <w:szCs w:val="24"/>
+            </w:rPr>
             <w:fldChar w:fldCharType="begin"/>
           </w:r>
           <w:r>
-            <w:instrText xml:space="preserve"> HYPERLINK \l "_Toc27258" </w:instrText>
-          </w:r>
-          <w:r>
+            <w:rPr>
+              <w:rFonts w:hint="eastAsia" w:ascii="宋体" w:hAnsi="宋体" w:cs="宋体"/>
+              <w:szCs w:val="24"/>
+            </w:rPr>
+            <w:instrText xml:space="preserve"> HYPERLINK \l _Toc30071 </w:instrText>
+          </w:r>
+          <w:r>
+            <w:rPr>
+              <w:rFonts w:hint="eastAsia" w:ascii="宋体" w:hAnsi="宋体" w:cs="宋体"/>
+              <w:szCs w:val="24"/>
+            </w:rPr>
             <w:fldChar w:fldCharType="separate"/>
           </w:r>
           <w:r>
             <w:rPr>
+              <w:rFonts w:hint="default"/>
               <w:lang w:eastAsia="zh-CN"/>
             </w:rPr>
             <w:t xml:space="preserve">5. </w:t>
@@ -2061,7 +2591,7 @@
             <w:fldChar w:fldCharType="begin"/>
           </w:r>
           <w:r>
-            <w:instrText xml:space="preserve"> PAGEREF _Toc27258 \h </w:instrText>
+            <w:instrText xml:space="preserve"> PAGEREF _Toc30071 \h </w:instrText>
           </w:r>
           <w:r>
             <w:fldChar w:fldCharType="separate"/>
@@ -2073,28 +2603,44 @@
             <w:fldChar w:fldCharType="end"/>
           </w:r>
           <w:r>
+            <w:rPr>
+              <w:rFonts w:hint="eastAsia" w:ascii="宋体" w:hAnsi="宋体" w:cs="宋体"/>
+              <w:szCs w:val="24"/>
+            </w:rPr>
             <w:fldChar w:fldCharType="end"/>
           </w:r>
         </w:p>
         <w:p>
           <w:pPr>
             <w:pStyle w:val="17"/>
-            <w:widowControl w:val="0"/>
             <w:tabs>
               <w:tab w:val="right" w:leader="dot" w:pos="8306"/>
             </w:tabs>
           </w:pPr>
           <w:r>
+            <w:rPr>
+              <w:rFonts w:hint="eastAsia" w:ascii="宋体" w:hAnsi="宋体" w:cs="宋体"/>
+              <w:szCs w:val="24"/>
+            </w:rPr>
             <w:fldChar w:fldCharType="begin"/>
           </w:r>
           <w:r>
-            <w:instrText xml:space="preserve"> HYPERLINK \l "_Toc26072" </w:instrText>
-          </w:r>
-          <w:r>
+            <w:rPr>
+              <w:rFonts w:hint="eastAsia" w:ascii="宋体" w:hAnsi="宋体" w:cs="宋体"/>
+              <w:szCs w:val="24"/>
+            </w:rPr>
+            <w:instrText xml:space="preserve"> HYPERLINK \l _Toc9048 </w:instrText>
+          </w:r>
+          <w:r>
+            <w:rPr>
+              <w:rFonts w:hint="eastAsia" w:ascii="宋体" w:hAnsi="宋体" w:cs="宋体"/>
+              <w:szCs w:val="24"/>
+            </w:rPr>
             <w:fldChar w:fldCharType="separate"/>
           </w:r>
           <w:r>
             <w:rPr>
+              <w:rFonts w:hint="default"/>
               <w:lang w:eastAsia="zh-CN"/>
             </w:rPr>
             <w:t xml:space="preserve">5.1. </w:t>
@@ -2113,7 +2659,7 @@
             <w:fldChar w:fldCharType="begin"/>
           </w:r>
           <w:r>
-            <w:instrText xml:space="preserve"> PAGEREF _Toc26072 \h </w:instrText>
+            <w:instrText xml:space="preserve"> PAGEREF _Toc9048 \h </w:instrText>
           </w:r>
           <w:r>
             <w:fldChar w:fldCharType="separate"/>
@@ -2125,31 +2671,53 @@
             <w:fldChar w:fldCharType="end"/>
           </w:r>
           <w:r>
+            <w:rPr>
+              <w:rFonts w:hint="eastAsia" w:ascii="宋体" w:hAnsi="宋体" w:cs="宋体"/>
+              <w:szCs w:val="24"/>
+            </w:rPr>
             <w:fldChar w:fldCharType="end"/>
           </w:r>
         </w:p>
         <w:p>
           <w:pPr>
             <w:pStyle w:val="17"/>
-            <w:widowControl w:val="0"/>
             <w:tabs>
               <w:tab w:val="right" w:leader="dot" w:pos="8306"/>
             </w:tabs>
           </w:pPr>
           <w:r>
+            <w:rPr>
+              <w:rFonts w:hint="eastAsia" w:ascii="宋体" w:hAnsi="宋体" w:cs="宋体"/>
+              <w:szCs w:val="24"/>
+            </w:rPr>
             <w:fldChar w:fldCharType="begin"/>
           </w:r>
           <w:r>
-            <w:instrText xml:space="preserve"> HYPERLINK \l "_Toc82" </w:instrText>
-          </w:r>
-          <w:r>
+            <w:rPr>
+              <w:rFonts w:hint="eastAsia" w:ascii="宋体" w:hAnsi="宋体" w:cs="宋体"/>
+              <w:szCs w:val="24"/>
+            </w:rPr>
+            <w:instrText xml:space="preserve"> HYPERLINK \l _Toc9852 </w:instrText>
+          </w:r>
+          <w:r>
+            <w:rPr>
+              <w:rFonts w:hint="eastAsia" w:ascii="宋体" w:hAnsi="宋体" w:cs="宋体"/>
+              <w:szCs w:val="24"/>
+            </w:rPr>
             <w:fldChar w:fldCharType="separate"/>
           </w:r>
           <w:r>
             <w:rPr>
+              <w:rFonts w:hint="default"/>
               <w:lang w:eastAsia="zh-CN"/>
             </w:rPr>
-            <w:t>5.2. 运维服务能力体系内部审核</w:t>
+            <w:t xml:space="preserve">5.2. </w:t>
+          </w:r>
+          <w:r>
+            <w:rPr>
+              <w:lang w:eastAsia="zh-CN"/>
+            </w:rPr>
+            <w:t>运维服务能力体系内部审核</w:t>
           </w:r>
           <w:r>
             <w:tab/>
@@ -2158,7 +2726,7 @@
             <w:fldChar w:fldCharType="begin"/>
           </w:r>
           <w:r>
-            <w:instrText xml:space="preserve"> PAGEREF _Toc82 \h </w:instrText>
+            <w:instrText xml:space="preserve"> PAGEREF _Toc9852 \h </w:instrText>
           </w:r>
           <w:r>
             <w:fldChar w:fldCharType="separate"/>
@@ -2170,31 +2738,53 @@
             <w:fldChar w:fldCharType="end"/>
           </w:r>
           <w:r>
+            <w:rPr>
+              <w:rFonts w:hint="eastAsia" w:ascii="宋体" w:hAnsi="宋体" w:cs="宋体"/>
+              <w:szCs w:val="24"/>
+            </w:rPr>
             <w:fldChar w:fldCharType="end"/>
           </w:r>
         </w:p>
         <w:p>
           <w:pPr>
             <w:pStyle w:val="17"/>
-            <w:widowControl w:val="0"/>
             <w:tabs>
               <w:tab w:val="right" w:leader="dot" w:pos="8306"/>
             </w:tabs>
           </w:pPr>
           <w:r>
+            <w:rPr>
+              <w:rFonts w:hint="eastAsia" w:ascii="宋体" w:hAnsi="宋体" w:cs="宋体"/>
+              <w:szCs w:val="24"/>
+            </w:rPr>
             <w:fldChar w:fldCharType="begin"/>
           </w:r>
           <w:r>
-            <w:instrText xml:space="preserve"> HYPERLINK \l "_Toc27350" </w:instrText>
-          </w:r>
-          <w:r>
+            <w:rPr>
+              <w:rFonts w:hint="eastAsia" w:ascii="宋体" w:hAnsi="宋体" w:cs="宋体"/>
+              <w:szCs w:val="24"/>
+            </w:rPr>
+            <w:instrText xml:space="preserve"> HYPERLINK \l _Toc11818 </w:instrText>
+          </w:r>
+          <w:r>
+            <w:rPr>
+              <w:rFonts w:hint="eastAsia" w:ascii="宋体" w:hAnsi="宋体" w:cs="宋体"/>
+              <w:szCs w:val="24"/>
+            </w:rPr>
             <w:fldChar w:fldCharType="separate"/>
           </w:r>
           <w:r>
             <w:rPr>
+              <w:rFonts w:hint="default"/>
               <w:lang w:eastAsia="zh-CN"/>
             </w:rPr>
-            <w:t>5.3. 运维服务能力管理评审</w:t>
+            <w:t xml:space="preserve">5.3. </w:t>
+          </w:r>
+          <w:r>
+            <w:rPr>
+              <w:lang w:eastAsia="zh-CN"/>
+            </w:rPr>
+            <w:t>运维服务能力管理评审</w:t>
           </w:r>
           <w:r>
             <w:tab/>
@@ -2203,7 +2793,7 @@
             <w:fldChar w:fldCharType="begin"/>
           </w:r>
           <w:r>
-            <w:instrText xml:space="preserve"> PAGEREF _Toc27350 \h </w:instrText>
+            <w:instrText xml:space="preserve"> PAGEREF _Toc11818 \h </w:instrText>
           </w:r>
           <w:r>
             <w:fldChar w:fldCharType="separate"/>
@@ -2215,28 +2805,44 @@
             <w:fldChar w:fldCharType="end"/>
           </w:r>
           <w:r>
+            <w:rPr>
+              <w:rFonts w:hint="eastAsia" w:ascii="宋体" w:hAnsi="宋体" w:cs="宋体"/>
+              <w:szCs w:val="24"/>
+            </w:rPr>
             <w:fldChar w:fldCharType="end"/>
           </w:r>
         </w:p>
         <w:p>
           <w:pPr>
             <w:pStyle w:val="17"/>
-            <w:widowControl w:val="0"/>
             <w:tabs>
               <w:tab w:val="right" w:leader="dot" w:pos="8306"/>
             </w:tabs>
           </w:pPr>
           <w:r>
+            <w:rPr>
+              <w:rFonts w:hint="eastAsia" w:ascii="宋体" w:hAnsi="宋体" w:cs="宋体"/>
+              <w:szCs w:val="24"/>
+            </w:rPr>
             <w:fldChar w:fldCharType="begin"/>
           </w:r>
           <w:r>
-            <w:instrText xml:space="preserve"> HYPERLINK \l "_Toc7776" </w:instrText>
-          </w:r>
-          <w:r>
+            <w:rPr>
+              <w:rFonts w:hint="eastAsia" w:ascii="宋体" w:hAnsi="宋体" w:cs="宋体"/>
+              <w:szCs w:val="24"/>
+            </w:rPr>
+            <w:instrText xml:space="preserve"> HYPERLINK \l _Toc32129 </w:instrText>
+          </w:r>
+          <w:r>
+            <w:rPr>
+              <w:rFonts w:hint="eastAsia" w:ascii="宋体" w:hAnsi="宋体" w:cs="宋体"/>
+              <w:szCs w:val="24"/>
+            </w:rPr>
             <w:fldChar w:fldCharType="separate"/>
           </w:r>
           <w:r>
             <w:rPr>
+              <w:rFonts w:hint="default"/>
               <w:lang w:eastAsia="zh-CN"/>
             </w:rPr>
             <w:t xml:space="preserve">5.4. </w:t>
@@ -2255,7 +2861,7 @@
             <w:fldChar w:fldCharType="begin"/>
           </w:r>
           <w:r>
-            <w:instrText xml:space="preserve"> PAGEREF _Toc7776 \h </w:instrText>
+            <w:instrText xml:space="preserve"> PAGEREF _Toc32129 \h </w:instrText>
           </w:r>
           <w:r>
             <w:fldChar w:fldCharType="separate"/>
@@ -2267,31 +2873,115 @@
             <w:fldChar w:fldCharType="end"/>
           </w:r>
           <w:r>
+            <w:rPr>
+              <w:rFonts w:hint="eastAsia" w:ascii="宋体" w:hAnsi="宋体" w:cs="宋体"/>
+              <w:szCs w:val="24"/>
+            </w:rPr>
             <w:fldChar w:fldCharType="end"/>
           </w:r>
         </w:p>
         <w:p>
           <w:pPr>
             <w:pStyle w:val="17"/>
-            <w:widowControl w:val="0"/>
             <w:tabs>
               <w:tab w:val="right" w:leader="dot" w:pos="8306"/>
             </w:tabs>
           </w:pPr>
           <w:r>
+            <w:rPr>
+              <w:rFonts w:hint="eastAsia" w:ascii="宋体" w:hAnsi="宋体" w:cs="宋体"/>
+              <w:szCs w:val="24"/>
+            </w:rPr>
             <w:fldChar w:fldCharType="begin"/>
           </w:r>
           <w:r>
-            <w:instrText xml:space="preserve"> HYPERLINK \l "_Toc1969" </w:instrText>
-          </w:r>
-          <w:r>
+            <w:rPr>
+              <w:rFonts w:hint="eastAsia" w:ascii="宋体" w:hAnsi="宋体" w:cs="宋体"/>
+              <w:szCs w:val="24"/>
+            </w:rPr>
+            <w:instrText xml:space="preserve"> HYPERLINK \l _Toc20300 </w:instrText>
+          </w:r>
+          <w:r>
+            <w:rPr>
+              <w:rFonts w:hint="eastAsia" w:ascii="宋体" w:hAnsi="宋体" w:cs="宋体"/>
+              <w:szCs w:val="24"/>
+            </w:rPr>
             <w:fldChar w:fldCharType="separate"/>
           </w:r>
           <w:r>
             <w:rPr>
+              <w:rFonts w:hint="default"/>
+              <w:lang w:val="en-US" w:eastAsia="zh-CN"/>
+            </w:rPr>
+            <w:t xml:space="preserve">5.5. </w:t>
+          </w:r>
+          <w:r>
+            <w:rPr>
+              <w:rFonts w:hint="eastAsia"/>
+              <w:lang w:val="en-US" w:eastAsia="zh-CN"/>
+            </w:rPr>
+            <w:t>项目客户投诉</w:t>
+          </w:r>
+          <w:r>
+            <w:tab/>
+          </w:r>
+          <w:r>
+            <w:fldChar w:fldCharType="begin"/>
+          </w:r>
+          <w:r>
+            <w:instrText xml:space="preserve"> PAGEREF _Toc20300 \h </w:instrText>
+          </w:r>
+          <w:r>
+            <w:fldChar w:fldCharType="separate"/>
+          </w:r>
+          <w:r>
+            <w:t>7</w:t>
+          </w:r>
+          <w:r>
+            <w:fldChar w:fldCharType="end"/>
+          </w:r>
+          <w:r>
+            <w:rPr>
+              <w:rFonts w:hint="eastAsia" w:ascii="宋体" w:hAnsi="宋体" w:cs="宋体"/>
+              <w:szCs w:val="24"/>
+            </w:rPr>
+            <w:fldChar w:fldCharType="end"/>
+          </w:r>
+        </w:p>
+        <w:p>
+          <w:pPr>
+            <w:pStyle w:val="17"/>
+            <w:tabs>
+              <w:tab w:val="right" w:leader="dot" w:pos="8306"/>
+            </w:tabs>
+          </w:pPr>
+          <w:r>
+            <w:rPr>
+              <w:rFonts w:hint="eastAsia" w:ascii="宋体" w:hAnsi="宋体" w:cs="宋体"/>
+              <w:szCs w:val="24"/>
+            </w:rPr>
+            <w:fldChar w:fldCharType="begin"/>
+          </w:r>
+          <w:r>
+            <w:rPr>
+              <w:rFonts w:hint="eastAsia" w:ascii="宋体" w:hAnsi="宋体" w:cs="宋体"/>
+              <w:szCs w:val="24"/>
+            </w:rPr>
+            <w:instrText xml:space="preserve"> HYPERLINK \l _Toc425 </w:instrText>
+          </w:r>
+          <w:r>
+            <w:rPr>
+              <w:rFonts w:hint="eastAsia" w:ascii="宋体" w:hAnsi="宋体" w:cs="宋体"/>
+              <w:szCs w:val="24"/>
+            </w:rPr>
+            <w:fldChar w:fldCharType="separate"/>
+          </w:r>
+          <w:r>
+            <w:rPr>
+              <w:rFonts w:hint="default"/>
               <w:lang w:eastAsia="zh-CN"/>
             </w:rPr>
-            <w:t xml:space="preserve">5.5. </w:t>
+            <w:t xml:space="preserve">5.6. </w:t>
           </w:r>
           <w:r>
             <w:rPr>
@@ -2307,7 +2997,7 @@
             <w:fldChar w:fldCharType="begin"/>
           </w:r>
           <w:r>
-            <w:instrText xml:space="preserve"> PAGEREF _Toc1969 \h </w:instrText>
+            <w:instrText xml:space="preserve"> PAGEREF _Toc425 \h </w:instrText>
           </w:r>
           <w:r>
             <w:fldChar w:fldCharType="separate"/>
@@ -2319,36 +3009,51 @@
             <w:fldChar w:fldCharType="end"/>
           </w:r>
           <w:r>
+            <w:rPr>
+              <w:rFonts w:hint="eastAsia" w:ascii="宋体" w:hAnsi="宋体" w:cs="宋体"/>
+              <w:szCs w:val="24"/>
+            </w:rPr>
             <w:fldChar w:fldCharType="end"/>
           </w:r>
         </w:p>
         <w:p>
           <w:pPr>
             <w:pStyle w:val="16"/>
-            <w:widowControl w:val="0"/>
             <w:tabs>
               <w:tab w:val="right" w:leader="dot" w:pos="8306"/>
             </w:tabs>
           </w:pPr>
           <w:r>
+            <w:rPr>
+              <w:rFonts w:hint="eastAsia" w:ascii="宋体" w:hAnsi="宋体" w:cs="宋体"/>
+              <w:szCs w:val="24"/>
+            </w:rPr>
             <w:fldChar w:fldCharType="begin"/>
           </w:r>
           <w:r>
-            <w:instrText xml:space="preserve"> HYPERLINK \l "_Toc26720" </w:instrText>
-          </w:r>
-          <w:r>
+            <w:rPr>
+              <w:rFonts w:hint="eastAsia" w:ascii="宋体" w:hAnsi="宋体" w:cs="宋体"/>
+              <w:szCs w:val="24"/>
+            </w:rPr>
+            <w:instrText xml:space="preserve"> HYPERLINK \l _Toc32196 </w:instrText>
+          </w:r>
+          <w:r>
+            <w:rPr>
+              <w:rFonts w:hint="eastAsia" w:ascii="宋体" w:hAnsi="宋体" w:cs="宋体"/>
+              <w:szCs w:val="24"/>
+            </w:rPr>
             <w:fldChar w:fldCharType="separate"/>
           </w:r>
           <w:r>
             <w:rPr>
-              <w:rFonts w:eastAsia="宋体"/>
+              <w:rFonts w:hint="default"/>
               <w:lang w:eastAsia="zh-CN"/>
             </w:rPr>
             <w:t xml:space="preserve">6. </w:t>
           </w:r>
           <w:r>
             <w:rPr>
-              <w:rFonts w:hint="eastAsia" w:eastAsia="宋体"/>
+              <w:rFonts w:hint="eastAsia"/>
               <w:lang w:eastAsia="zh-CN"/>
             </w:rPr>
             <w:t>附则</w:t>
@@ -2360,7 +3065,7 @@
             <w:fldChar w:fldCharType="begin"/>
           </w:r>
           <w:r>
-            <w:instrText xml:space="preserve"> PAGEREF _Toc26720 \h </w:instrText>
+            <w:instrText xml:space="preserve"> PAGEREF _Toc32196 \h </w:instrText>
           </w:r>
           <w:r>
             <w:fldChar w:fldCharType="separate"/>
@@ -2372,28 +3077,44 @@
             <w:fldChar w:fldCharType="end"/>
           </w:r>
           <w:r>
+            <w:rPr>
+              <w:rFonts w:hint="eastAsia" w:ascii="宋体" w:hAnsi="宋体" w:cs="宋体"/>
+              <w:szCs w:val="24"/>
+            </w:rPr>
             <w:fldChar w:fldCharType="end"/>
           </w:r>
         </w:p>
         <w:p>
           <w:pPr>
             <w:pStyle w:val="16"/>
-            <w:widowControl w:val="0"/>
             <w:tabs>
               <w:tab w:val="right" w:leader="dot" w:pos="8306"/>
             </w:tabs>
           </w:pPr>
           <w:r>
+            <w:rPr>
+              <w:rFonts w:hint="eastAsia" w:ascii="宋体" w:hAnsi="宋体" w:cs="宋体"/>
+              <w:szCs w:val="24"/>
+            </w:rPr>
             <w:fldChar w:fldCharType="begin"/>
           </w:r>
           <w:r>
-            <w:instrText xml:space="preserve"> HYPERLINK \l "_Toc14110" </w:instrText>
-          </w:r>
-          <w:r>
+            <w:rPr>
+              <w:rFonts w:hint="eastAsia" w:ascii="宋体" w:hAnsi="宋体" w:cs="宋体"/>
+              <w:szCs w:val="24"/>
+            </w:rPr>
+            <w:instrText xml:space="preserve"> HYPERLINK \l _Toc28817 </w:instrText>
+          </w:r>
+          <w:r>
+            <w:rPr>
+              <w:rFonts w:hint="eastAsia" w:ascii="宋体" w:hAnsi="宋体" w:cs="宋体"/>
+              <w:szCs w:val="24"/>
+            </w:rPr>
             <w:fldChar w:fldCharType="separate"/>
           </w:r>
           <w:r>
             <w:rPr>
+              <w:rFonts w:hint="default"/>
               <w:lang w:eastAsia="zh-CN"/>
             </w:rPr>
             <w:t xml:space="preserve">7. </w:t>
@@ -2412,7 +3133,7 @@
             <w:fldChar w:fldCharType="begin"/>
           </w:r>
           <w:r>
-            <w:instrText xml:space="preserve"> PAGEREF _Toc14110 \h </w:instrText>
+            <w:instrText xml:space="preserve"> PAGEREF _Toc28817 \h </w:instrText>
           </w:r>
           <w:r>
             <w:fldChar w:fldCharType="separate"/>
@@ -2424,28 +3145,44 @@
             <w:fldChar w:fldCharType="end"/>
           </w:r>
           <w:r>
+            <w:rPr>
+              <w:rFonts w:hint="eastAsia" w:ascii="宋体" w:hAnsi="宋体" w:cs="宋体"/>
+              <w:szCs w:val="24"/>
+            </w:rPr>
             <w:fldChar w:fldCharType="end"/>
           </w:r>
         </w:p>
         <w:p>
           <w:pPr>
             <w:pStyle w:val="16"/>
-            <w:widowControl w:val="0"/>
             <w:tabs>
               <w:tab w:val="right" w:leader="dot" w:pos="8306"/>
             </w:tabs>
           </w:pPr>
           <w:r>
+            <w:rPr>
+              <w:rFonts w:hint="eastAsia" w:ascii="宋体" w:hAnsi="宋体" w:cs="宋体"/>
+              <w:szCs w:val="24"/>
+            </w:rPr>
             <w:fldChar w:fldCharType="begin"/>
           </w:r>
           <w:r>
-            <w:instrText xml:space="preserve"> HYPERLINK \l "_Toc25718" </w:instrText>
-          </w:r>
-          <w:r>
+            <w:rPr>
+              <w:rFonts w:hint="eastAsia" w:ascii="宋体" w:hAnsi="宋体" w:cs="宋体"/>
+              <w:szCs w:val="24"/>
+            </w:rPr>
+            <w:instrText xml:space="preserve"> HYPERLINK \l _Toc16575 </w:instrText>
+          </w:r>
+          <w:r>
+            <w:rPr>
+              <w:rFonts w:hint="eastAsia" w:ascii="宋体" w:hAnsi="宋体" w:cs="宋体"/>
+              <w:szCs w:val="24"/>
+            </w:rPr>
             <w:fldChar w:fldCharType="separate"/>
           </w:r>
           <w:r>
             <w:rPr>
+              <w:rFonts w:hint="default"/>
               <w:lang w:eastAsia="zh-CN"/>
             </w:rPr>
             <w:t xml:space="preserve">8. </w:t>
@@ -2464,7 +3201,7 @@
             <w:fldChar w:fldCharType="begin"/>
           </w:r>
           <w:r>
-            <w:instrText xml:space="preserve"> PAGEREF _Toc25718 \h </w:instrText>
+            <w:instrText xml:space="preserve"> PAGEREF _Toc16575 \h </w:instrText>
           </w:r>
           <w:r>
             <w:fldChar w:fldCharType="separate"/>
@@ -2476,12 +3213,22 @@
             <w:fldChar w:fldCharType="end"/>
           </w:r>
           <w:r>
+            <w:rPr>
+              <w:rFonts w:hint="eastAsia" w:ascii="宋体" w:hAnsi="宋体" w:cs="宋体"/>
+              <w:szCs w:val="24"/>
+            </w:rPr>
             <w:fldChar w:fldCharType="end"/>
           </w:r>
         </w:p>
         <w:p>
           <w:pPr>
+            <w:keepNext w:val="0"/>
+            <w:keepLines w:val="0"/>
+            <w:pageBreakBefore w:val="0"/>
             <w:widowControl w:val="0"/>
+            <w:wordWrap/>
+            <w:overflowPunct/>
+            <w:bidi w:val="0"/>
             <w:rPr>
               <w:rFonts w:hint="eastAsia" w:ascii="宋体" w:hAnsi="宋体" w:cs="宋体"/>
               <w:sz w:val="24"/>
@@ -2500,7 +3247,13 @@
     </w:sdt>
     <w:p>
       <w:pPr>
+        <w:keepNext w:val="0"/>
+        <w:keepLines w:val="0"/>
+        <w:pageBreakBefore w:val="0"/>
         <w:widowControl w:val="0"/>
+        <w:wordWrap/>
+        <w:overflowPunct/>
+        <w:bidi w:val="0"/>
         <w:rPr>
           <w:rFonts w:eastAsia="Arial"/>
         </w:rPr>
@@ -2517,9 +3270,13 @@
         <w:pStyle w:val="28"/>
         <w:keepNext w:val="0"/>
         <w:keepLines w:val="0"/>
+        <w:pageBreakBefore w:val="0"/>
         <w:widowControl w:val="0"/>
-      </w:pPr>
-      <w:bookmarkStart w:id="3" w:name="_Toc26539"/>
+        <w:wordWrap/>
+        <w:overflowPunct/>
+        <w:bidi w:val="0"/>
+      </w:pPr>
+      <w:bookmarkStart w:id="3" w:name="_Toc26074"/>
       <w:r>
         <w:t>目的</w:t>
       </w:r>
@@ -2528,7 +3285,21 @@
     <w:p>
       <w:pPr>
         <w:pStyle w:val="29"/>
-      </w:pPr>
+        <w:keepNext w:val="0"/>
+        <w:keepLines w:val="0"/>
+        <w:pageBreakBefore w:val="0"/>
+        <w:widowControl w:val="0"/>
+        <w:wordWrap/>
+        <w:overflowPunct/>
+        <w:bidi w:val="0"/>
+      </w:pPr>
+      <w:r>
+        <w:rPr>
+          <w:rFonts w:hint="eastAsia"/>
+          <w:lang w:val="en-US" w:eastAsia="zh-CN"/>
+        </w:rPr>
+        <w:t>为</w:t>
+      </w:r>
       <w:r>
         <w:rPr>
           <w:rFonts w:hint="eastAsia"/>
@@ -2541,12 +3312,16 @@
         <w:pStyle w:val="28"/>
         <w:keepNext w:val="0"/>
         <w:keepLines w:val="0"/>
+        <w:pageBreakBefore w:val="0"/>
         <w:widowControl w:val="0"/>
+        <w:wordWrap/>
+        <w:overflowPunct/>
+        <w:bidi w:val="0"/>
         <w:rPr>
           <w:lang w:eastAsia="zh-CN"/>
         </w:rPr>
       </w:pPr>
-      <w:bookmarkStart w:id="4" w:name="_Toc11520"/>
+      <w:bookmarkStart w:id="4" w:name="_Toc20082"/>
       <w:r>
         <w:rPr>
           <w:rFonts w:hint="eastAsia"/>
@@ -2559,11 +3334,17 @@
     <w:p>
       <w:pPr>
         <w:pStyle w:val="29"/>
+        <w:keepNext w:val="0"/>
+        <w:keepLines w:val="0"/>
+        <w:pageBreakBefore w:val="0"/>
         <w:widowControl w:val="0"/>
         <w:numPr>
           <w:ilvl w:val="0"/>
           <w:numId w:val="2"/>
         </w:numPr>
+        <w:wordWrap/>
+        <w:overflowPunct/>
+        <w:bidi w:val="0"/>
         <w:ind w:firstLineChars="0"/>
       </w:pPr>
       <w:r>
@@ -2576,11 +3357,17 @@
     <w:p>
       <w:pPr>
         <w:pStyle w:val="29"/>
+        <w:keepNext w:val="0"/>
+        <w:keepLines w:val="0"/>
+        <w:pageBreakBefore w:val="0"/>
         <w:widowControl w:val="0"/>
         <w:numPr>
           <w:ilvl w:val="0"/>
           <w:numId w:val="2"/>
         </w:numPr>
+        <w:wordWrap/>
+        <w:overflowPunct/>
+        <w:bidi w:val="0"/>
         <w:ind w:firstLineChars="0"/>
       </w:pPr>
       <w:r>
@@ -2593,11 +3380,17 @@
     <w:p>
       <w:pPr>
         <w:pStyle w:val="29"/>
+        <w:keepNext w:val="0"/>
+        <w:keepLines w:val="0"/>
+        <w:pageBreakBefore w:val="0"/>
         <w:widowControl w:val="0"/>
         <w:numPr>
           <w:ilvl w:val="0"/>
           <w:numId w:val="2"/>
         </w:numPr>
+        <w:wordWrap/>
+        <w:overflowPunct/>
+        <w:bidi w:val="0"/>
         <w:ind w:firstLineChars="0"/>
       </w:pPr>
       <w:r>
@@ -2610,11 +3403,17 @@
     <w:p>
       <w:pPr>
         <w:pStyle w:val="29"/>
+        <w:keepNext w:val="0"/>
+        <w:keepLines w:val="0"/>
+        <w:pageBreakBefore w:val="0"/>
         <w:widowControl w:val="0"/>
         <w:numPr>
           <w:ilvl w:val="0"/>
           <w:numId w:val="2"/>
         </w:numPr>
+        <w:wordWrap/>
+        <w:overflowPunct/>
+        <w:bidi w:val="0"/>
         <w:ind w:firstLineChars="0"/>
       </w:pPr>
       <w:r>
@@ -2627,11 +3426,17 @@
     <w:p>
       <w:pPr>
         <w:pStyle w:val="29"/>
+        <w:keepNext w:val="0"/>
+        <w:keepLines w:val="0"/>
+        <w:pageBreakBefore w:val="0"/>
         <w:widowControl w:val="0"/>
         <w:numPr>
           <w:ilvl w:val="0"/>
           <w:numId w:val="2"/>
         </w:numPr>
+        <w:wordWrap/>
+        <w:overflowPunct/>
+        <w:bidi w:val="0"/>
         <w:ind w:firstLineChars="0"/>
       </w:pPr>
       <w:r>
@@ -2644,11 +3449,17 @@
     <w:p>
       <w:pPr>
         <w:pStyle w:val="29"/>
+        <w:keepNext w:val="0"/>
+        <w:keepLines w:val="0"/>
+        <w:pageBreakBefore w:val="0"/>
         <w:widowControl w:val="0"/>
         <w:numPr>
           <w:ilvl w:val="0"/>
           <w:numId w:val="2"/>
         </w:numPr>
+        <w:wordWrap/>
+        <w:overflowPunct/>
+        <w:bidi w:val="0"/>
         <w:ind w:firstLineChars="0"/>
       </w:pPr>
       <w:r>
@@ -2663,9 +3474,13 @@
         <w:pStyle w:val="28"/>
         <w:keepNext w:val="0"/>
         <w:keepLines w:val="0"/>
+        <w:pageBreakBefore w:val="0"/>
         <w:widowControl w:val="0"/>
-      </w:pPr>
-      <w:bookmarkStart w:id="5" w:name="_Toc24242"/>
+        <w:wordWrap/>
+        <w:overflowPunct/>
+        <w:bidi w:val="0"/>
+      </w:pPr>
+      <w:bookmarkStart w:id="5" w:name="_Toc7095"/>
       <w:r>
         <w:rPr>
           <w:rFonts w:hint="eastAsia"/>
@@ -2681,7 +3496,13 @@
     <w:p>
       <w:pPr>
         <w:pStyle w:val="29"/>
+        <w:keepNext w:val="0"/>
+        <w:keepLines w:val="0"/>
+        <w:pageBreakBefore w:val="0"/>
         <w:widowControl w:val="0"/>
+        <w:wordWrap/>
+        <w:overflowPunct/>
+        <w:bidi w:val="0"/>
         <w:ind w:firstLine="480"/>
       </w:pPr>
       <w:r>
@@ -2699,12 +3520,16 @@
         <w:pStyle w:val="28"/>
         <w:keepNext w:val="0"/>
         <w:keepLines w:val="0"/>
+        <w:pageBreakBefore w:val="0"/>
         <w:widowControl w:val="0"/>
+        <w:wordWrap/>
+        <w:overflowPunct/>
+        <w:bidi w:val="0"/>
         <w:rPr>
           <w:lang w:eastAsia="zh-CN"/>
         </w:rPr>
       </w:pPr>
-      <w:bookmarkStart w:id="6" w:name="_Toc9209"/>
+      <w:bookmarkStart w:id="6" w:name="_Toc26865"/>
       <w:r>
         <w:rPr>
           <w:rFonts w:hint="eastAsia"/>
@@ -2719,12 +3544,16 @@
         <w:pStyle w:val="30"/>
         <w:keepNext w:val="0"/>
         <w:keepLines w:val="0"/>
+        <w:pageBreakBefore w:val="0"/>
         <w:widowControl w:val="0"/>
+        <w:wordWrap/>
+        <w:overflowPunct/>
+        <w:bidi w:val="0"/>
         <w:rPr>
           <w:lang w:eastAsia="zh-CN"/>
         </w:rPr>
       </w:pPr>
-      <w:bookmarkStart w:id="7" w:name="_Toc26301"/>
+      <w:bookmarkStart w:id="7" w:name="_Toc17301"/>
       <w:r>
         <w:rPr>
           <w:rFonts w:hint="eastAsia"/>
@@ -2737,11 +3566,17 @@
     <w:p>
       <w:pPr>
         <w:pStyle w:val="29"/>
+        <w:keepNext w:val="0"/>
+        <w:keepLines w:val="0"/>
+        <w:pageBreakBefore w:val="0"/>
         <w:widowControl w:val="0"/>
         <w:numPr>
           <w:ilvl w:val="0"/>
           <w:numId w:val="3"/>
         </w:numPr>
+        <w:wordWrap/>
+        <w:overflowPunct/>
+        <w:bidi w:val="0"/>
         <w:ind w:firstLineChars="0"/>
       </w:pPr>
       <w:r>
@@ -2754,11 +3589,17 @@
     <w:p>
       <w:pPr>
         <w:pStyle w:val="29"/>
+        <w:keepNext w:val="0"/>
+        <w:keepLines w:val="0"/>
+        <w:pageBreakBefore w:val="0"/>
         <w:widowControl w:val="0"/>
         <w:numPr>
           <w:ilvl w:val="0"/>
           <w:numId w:val="3"/>
         </w:numPr>
+        <w:wordWrap/>
+        <w:overflowPunct/>
+        <w:bidi w:val="0"/>
         <w:ind w:firstLineChars="0"/>
       </w:pPr>
       <w:r>
@@ -2771,11 +3612,17 @@
     <w:p>
       <w:pPr>
         <w:pStyle w:val="29"/>
+        <w:keepNext w:val="0"/>
+        <w:keepLines w:val="0"/>
+        <w:pageBreakBefore w:val="0"/>
         <w:widowControl w:val="0"/>
         <w:numPr>
           <w:ilvl w:val="0"/>
           <w:numId w:val="3"/>
         </w:numPr>
+        <w:wordWrap/>
+        <w:overflowPunct/>
+        <w:bidi w:val="0"/>
         <w:ind w:firstLineChars="0"/>
       </w:pPr>
       <w:r>
@@ -2788,11 +3635,17 @@
     <w:p>
       <w:pPr>
         <w:pStyle w:val="29"/>
+        <w:keepNext w:val="0"/>
+        <w:keepLines w:val="0"/>
+        <w:pageBreakBefore w:val="0"/>
         <w:widowControl w:val="0"/>
         <w:numPr>
           <w:ilvl w:val="0"/>
           <w:numId w:val="3"/>
         </w:numPr>
+        <w:wordWrap/>
+        <w:overflowPunct/>
+        <w:bidi w:val="0"/>
         <w:ind w:firstLineChars="0"/>
       </w:pPr>
       <w:r>
@@ -2805,11 +3658,17 @@
     <w:p>
       <w:pPr>
         <w:pStyle w:val="29"/>
+        <w:keepNext w:val="0"/>
+        <w:keepLines w:val="0"/>
+        <w:pageBreakBefore w:val="0"/>
         <w:widowControl w:val="0"/>
         <w:numPr>
           <w:ilvl w:val="0"/>
           <w:numId w:val="3"/>
         </w:numPr>
+        <w:wordWrap/>
+        <w:overflowPunct/>
+        <w:bidi w:val="0"/>
         <w:ind w:firstLineChars="0"/>
       </w:pPr>
       <w:r>
@@ -2824,12 +3683,16 @@
         <w:pStyle w:val="30"/>
         <w:keepNext w:val="0"/>
         <w:keepLines w:val="0"/>
+        <w:pageBreakBefore w:val="0"/>
         <w:widowControl w:val="0"/>
+        <w:wordWrap/>
+        <w:overflowPunct/>
+        <w:bidi w:val="0"/>
         <w:rPr>
           <w:lang w:eastAsia="zh-CN"/>
         </w:rPr>
       </w:pPr>
-      <w:bookmarkStart w:id="8" w:name="_Toc16789"/>
+      <w:bookmarkStart w:id="8" w:name="_Toc2143"/>
       <w:r>
         <w:rPr>
           <w:rFonts w:hint="eastAsia"/>
@@ -2842,11 +3705,17 @@
     <w:p>
       <w:pPr>
         <w:pStyle w:val="29"/>
+        <w:keepNext w:val="0"/>
+        <w:keepLines w:val="0"/>
+        <w:pageBreakBefore w:val="0"/>
         <w:widowControl w:val="0"/>
         <w:numPr>
           <w:ilvl w:val="0"/>
           <w:numId w:val="4"/>
         </w:numPr>
+        <w:wordWrap/>
+        <w:overflowPunct/>
+        <w:bidi w:val="0"/>
         <w:ind w:firstLineChars="0"/>
       </w:pPr>
       <w:r>
@@ -2859,11 +3728,17 @@
     <w:p>
       <w:pPr>
         <w:pStyle w:val="29"/>
+        <w:keepNext w:val="0"/>
+        <w:keepLines w:val="0"/>
+        <w:pageBreakBefore w:val="0"/>
         <w:widowControl w:val="0"/>
         <w:numPr>
           <w:ilvl w:val="0"/>
           <w:numId w:val="4"/>
         </w:numPr>
+        <w:wordWrap/>
+        <w:overflowPunct/>
+        <w:bidi w:val="0"/>
         <w:ind w:firstLineChars="0"/>
       </w:pPr>
       <w:r>
@@ -2876,11 +3751,17 @@
     <w:p>
       <w:pPr>
         <w:pStyle w:val="29"/>
+        <w:keepNext w:val="0"/>
+        <w:keepLines w:val="0"/>
+        <w:pageBreakBefore w:val="0"/>
         <w:widowControl w:val="0"/>
         <w:numPr>
           <w:ilvl w:val="0"/>
           <w:numId w:val="4"/>
         </w:numPr>
+        <w:wordWrap/>
+        <w:overflowPunct/>
+        <w:bidi w:val="0"/>
         <w:ind w:firstLineChars="0"/>
       </w:pPr>
       <w:r>
@@ -2893,11 +3774,17 @@
     <w:p>
       <w:pPr>
         <w:pStyle w:val="29"/>
+        <w:keepNext w:val="0"/>
+        <w:keepLines w:val="0"/>
+        <w:pageBreakBefore w:val="0"/>
         <w:widowControl w:val="0"/>
         <w:numPr>
           <w:ilvl w:val="0"/>
           <w:numId w:val="4"/>
         </w:numPr>
+        <w:wordWrap/>
+        <w:overflowPunct/>
+        <w:bidi w:val="0"/>
         <w:ind w:firstLineChars="0"/>
       </w:pPr>
       <w:r>
@@ -2910,11 +3797,17 @@
     <w:p>
       <w:pPr>
         <w:pStyle w:val="29"/>
+        <w:keepNext w:val="0"/>
+        <w:keepLines w:val="0"/>
+        <w:pageBreakBefore w:val="0"/>
         <w:widowControl w:val="0"/>
         <w:numPr>
           <w:ilvl w:val="0"/>
           <w:numId w:val="4"/>
         </w:numPr>
+        <w:wordWrap/>
+        <w:overflowPunct/>
+        <w:bidi w:val="0"/>
         <w:ind w:firstLineChars="0"/>
       </w:pPr>
       <w:r>
@@ -2929,12 +3822,16 @@
         <w:pStyle w:val="30"/>
         <w:keepNext w:val="0"/>
         <w:keepLines w:val="0"/>
+        <w:pageBreakBefore w:val="0"/>
         <w:widowControl w:val="0"/>
+        <w:wordWrap/>
+        <w:overflowPunct/>
+        <w:bidi w:val="0"/>
         <w:rPr>
           <w:lang w:eastAsia="zh-CN"/>
         </w:rPr>
       </w:pPr>
-      <w:bookmarkStart w:id="9" w:name="_Toc30423"/>
+      <w:bookmarkStart w:id="9" w:name="_Toc10447"/>
       <w:r>
         <w:rPr>
           <w:rFonts w:hint="eastAsia"/>
@@ -2947,11 +3844,17 @@
     <w:p>
       <w:pPr>
         <w:pStyle w:val="29"/>
+        <w:keepNext w:val="0"/>
+        <w:keepLines w:val="0"/>
+        <w:pageBreakBefore w:val="0"/>
         <w:widowControl w:val="0"/>
         <w:numPr>
           <w:ilvl w:val="0"/>
           <w:numId w:val="5"/>
         </w:numPr>
+        <w:wordWrap/>
+        <w:overflowPunct/>
+        <w:bidi w:val="0"/>
         <w:ind w:firstLineChars="0"/>
       </w:pPr>
       <w:r>
@@ -2964,11 +3867,17 @@
     <w:p>
       <w:pPr>
         <w:pStyle w:val="29"/>
+        <w:keepNext w:val="0"/>
+        <w:keepLines w:val="0"/>
+        <w:pageBreakBefore w:val="0"/>
         <w:widowControl w:val="0"/>
         <w:numPr>
           <w:ilvl w:val="0"/>
           <w:numId w:val="5"/>
         </w:numPr>
+        <w:wordWrap/>
+        <w:overflowPunct/>
+        <w:bidi w:val="0"/>
         <w:ind w:firstLineChars="0"/>
       </w:pPr>
       <w:r>
@@ -2981,11 +3890,17 @@
     <w:p>
       <w:pPr>
         <w:pStyle w:val="29"/>
+        <w:keepNext w:val="0"/>
+        <w:keepLines w:val="0"/>
+        <w:pageBreakBefore w:val="0"/>
         <w:widowControl w:val="0"/>
         <w:numPr>
           <w:ilvl w:val="0"/>
           <w:numId w:val="5"/>
         </w:numPr>
+        <w:wordWrap/>
+        <w:overflowPunct/>
+        <w:bidi w:val="0"/>
         <w:ind w:firstLineChars="0"/>
       </w:pPr>
       <w:r>
@@ -2998,11 +3913,17 @@
     <w:p>
       <w:pPr>
         <w:pStyle w:val="29"/>
+        <w:keepNext w:val="0"/>
+        <w:keepLines w:val="0"/>
+        <w:pageBreakBefore w:val="0"/>
         <w:widowControl w:val="0"/>
         <w:numPr>
           <w:ilvl w:val="0"/>
           <w:numId w:val="5"/>
         </w:numPr>
+        <w:wordWrap/>
+        <w:overflowPunct/>
+        <w:bidi w:val="0"/>
         <w:ind w:firstLineChars="0"/>
       </w:pPr>
       <w:r>
@@ -3017,12 +3938,16 @@
         <w:pStyle w:val="30"/>
         <w:keepNext w:val="0"/>
         <w:keepLines w:val="0"/>
+        <w:pageBreakBefore w:val="0"/>
         <w:widowControl w:val="0"/>
+        <w:wordWrap/>
+        <w:overflowPunct/>
+        <w:bidi w:val="0"/>
         <w:rPr>
           <w:lang w:eastAsia="zh-CN"/>
         </w:rPr>
       </w:pPr>
-      <w:bookmarkStart w:id="10" w:name="_Toc14370"/>
+      <w:bookmarkStart w:id="10" w:name="_Toc29768"/>
       <w:r>
         <w:rPr>
           <w:rFonts w:hint="eastAsia"/>
@@ -3035,11 +3960,17 @@
     <w:p>
       <w:pPr>
         <w:pStyle w:val="29"/>
+        <w:keepNext w:val="0"/>
+        <w:keepLines w:val="0"/>
+        <w:pageBreakBefore w:val="0"/>
         <w:widowControl w:val="0"/>
         <w:numPr>
           <w:ilvl w:val="0"/>
           <w:numId w:val="6"/>
         </w:numPr>
+        <w:wordWrap/>
+        <w:overflowPunct/>
+        <w:bidi w:val="0"/>
         <w:ind w:firstLineChars="0"/>
       </w:pPr>
       <w:r>
@@ -3052,11 +3983,17 @@
     <w:p>
       <w:pPr>
         <w:pStyle w:val="29"/>
+        <w:keepNext w:val="0"/>
+        <w:keepLines w:val="0"/>
+        <w:pageBreakBefore w:val="0"/>
         <w:widowControl w:val="0"/>
         <w:numPr>
           <w:ilvl w:val="0"/>
           <w:numId w:val="6"/>
         </w:numPr>
+        <w:wordWrap/>
+        <w:overflowPunct/>
+        <w:bidi w:val="0"/>
         <w:ind w:firstLineChars="0"/>
       </w:pPr>
       <w:r>
@@ -3069,11 +4006,17 @@
     <w:p>
       <w:pPr>
         <w:pStyle w:val="29"/>
+        <w:keepNext w:val="0"/>
+        <w:keepLines w:val="0"/>
+        <w:pageBreakBefore w:val="0"/>
         <w:widowControl w:val="0"/>
         <w:numPr>
           <w:ilvl w:val="0"/>
           <w:numId w:val="6"/>
         </w:numPr>
+        <w:wordWrap/>
+        <w:overflowPunct/>
+        <w:bidi w:val="0"/>
         <w:ind w:firstLineChars="0"/>
       </w:pPr>
       <w:r>
@@ -3086,11 +4029,17 @@
     <w:p>
       <w:pPr>
         <w:pStyle w:val="29"/>
+        <w:keepNext w:val="0"/>
+        <w:keepLines w:val="0"/>
+        <w:pageBreakBefore w:val="0"/>
         <w:widowControl w:val="0"/>
         <w:numPr>
           <w:ilvl w:val="0"/>
           <w:numId w:val="6"/>
         </w:numPr>
+        <w:wordWrap/>
+        <w:overflowPunct/>
+        <w:bidi w:val="0"/>
         <w:ind w:firstLineChars="0"/>
       </w:pPr>
       <w:r>
@@ -3105,12 +4054,16 @@
         <w:pStyle w:val="30"/>
         <w:keepNext w:val="0"/>
         <w:keepLines w:val="0"/>
+        <w:pageBreakBefore w:val="0"/>
         <w:widowControl w:val="0"/>
+        <w:wordWrap/>
+        <w:overflowPunct/>
+        <w:bidi w:val="0"/>
         <w:rPr>
           <w:lang w:eastAsia="zh-CN"/>
         </w:rPr>
       </w:pPr>
-      <w:bookmarkStart w:id="11" w:name="_Toc31161"/>
+      <w:bookmarkStart w:id="11" w:name="_Toc24559"/>
       <w:r>
         <w:rPr>
           <w:rFonts w:hint="eastAsia"/>
@@ -3123,11 +4076,17 @@
     <w:p>
       <w:pPr>
         <w:pStyle w:val="29"/>
+        <w:keepNext w:val="0"/>
+        <w:keepLines w:val="0"/>
+        <w:pageBreakBefore w:val="0"/>
         <w:widowControl w:val="0"/>
         <w:numPr>
           <w:ilvl w:val="0"/>
           <w:numId w:val="7"/>
         </w:numPr>
+        <w:wordWrap/>
+        <w:overflowPunct/>
+        <w:bidi w:val="0"/>
         <w:ind w:firstLineChars="0"/>
       </w:pPr>
       <w:r>
@@ -3137,11 +4096,17 @@
     <w:p>
       <w:pPr>
         <w:pStyle w:val="29"/>
+        <w:keepNext w:val="0"/>
+        <w:keepLines w:val="0"/>
+        <w:pageBreakBefore w:val="0"/>
         <w:widowControl w:val="0"/>
         <w:numPr>
           <w:ilvl w:val="0"/>
           <w:numId w:val="7"/>
         </w:numPr>
+        <w:wordWrap/>
+        <w:overflowPunct/>
+        <w:bidi w:val="0"/>
         <w:ind w:firstLineChars="0"/>
       </w:pPr>
       <w:r>
@@ -3151,11 +4116,17 @@
     <w:p>
       <w:pPr>
         <w:pStyle w:val="29"/>
+        <w:keepNext w:val="0"/>
+        <w:keepLines w:val="0"/>
+        <w:pageBreakBefore w:val="0"/>
         <w:widowControl w:val="0"/>
         <w:numPr>
           <w:ilvl w:val="0"/>
           <w:numId w:val="7"/>
         </w:numPr>
+        <w:wordWrap/>
+        <w:overflowPunct/>
+        <w:bidi w:val="0"/>
         <w:ind w:firstLineChars="0"/>
       </w:pPr>
       <w:r>
@@ -3165,11 +4136,17 @@
     <w:p>
       <w:pPr>
         <w:pStyle w:val="29"/>
+        <w:keepNext w:val="0"/>
+        <w:keepLines w:val="0"/>
+        <w:pageBreakBefore w:val="0"/>
         <w:widowControl w:val="0"/>
         <w:numPr>
           <w:ilvl w:val="0"/>
           <w:numId w:val="7"/>
         </w:numPr>
+        <w:wordWrap/>
+        <w:overflowPunct/>
+        <w:bidi w:val="0"/>
         <w:ind w:firstLineChars="0"/>
       </w:pPr>
       <w:r>
@@ -3179,11 +4156,17 @@
     <w:p>
       <w:pPr>
         <w:pStyle w:val="29"/>
+        <w:keepNext w:val="0"/>
+        <w:keepLines w:val="0"/>
+        <w:pageBreakBefore w:val="0"/>
         <w:widowControl w:val="0"/>
         <w:numPr>
           <w:ilvl w:val="0"/>
           <w:numId w:val="7"/>
         </w:numPr>
+        <w:wordWrap/>
+        <w:overflowPunct/>
+        <w:bidi w:val="0"/>
         <w:ind w:firstLineChars="0"/>
       </w:pPr>
       <w:r>
@@ -3195,12 +4178,16 @@
         <w:pStyle w:val="28"/>
         <w:keepNext w:val="0"/>
         <w:keepLines w:val="0"/>
+        <w:pageBreakBefore w:val="0"/>
         <w:widowControl w:val="0"/>
+        <w:wordWrap/>
+        <w:overflowPunct/>
+        <w:bidi w:val="0"/>
         <w:rPr>
           <w:lang w:eastAsia="zh-CN"/>
         </w:rPr>
       </w:pPr>
-      <w:bookmarkStart w:id="12" w:name="_Toc27258"/>
+      <w:bookmarkStart w:id="12" w:name="_Toc30071"/>
       <w:r>
         <w:rPr>
           <w:rFonts w:hint="eastAsia"/>
@@ -3215,12 +4202,16 @@
         <w:pStyle w:val="30"/>
         <w:keepNext w:val="0"/>
         <w:keepLines w:val="0"/>
+        <w:pageBreakBefore w:val="0"/>
         <w:widowControl w:val="0"/>
+        <w:wordWrap/>
+        <w:overflowPunct/>
+        <w:bidi w:val="0"/>
         <w:rPr>
           <w:lang w:eastAsia="zh-CN"/>
         </w:rPr>
       </w:pPr>
-      <w:bookmarkStart w:id="13" w:name="_Toc26072"/>
+      <w:bookmarkStart w:id="13" w:name="_Toc9048"/>
       <w:r>
         <w:rPr>
           <w:rFonts w:hint="eastAsia"/>
@@ -3233,7 +4224,13 @@
     <w:p>
       <w:pPr>
         <w:pStyle w:val="29"/>
+        <w:keepNext w:val="0"/>
+        <w:keepLines w:val="0"/>
+        <w:pageBreakBefore w:val="0"/>
         <w:widowControl w:val="0"/>
+        <w:wordWrap/>
+        <w:overflowPunct/>
+        <w:bidi w:val="0"/>
         <w:ind w:firstLine="0" w:firstLineChars="0"/>
         <w:jc w:val="center"/>
       </w:pPr>
@@ -3368,7 +4365,13 @@
           </w:tcPr>
           <w:p>
             <w:pPr>
+              <w:keepNext w:val="0"/>
+              <w:keepLines w:val="0"/>
+              <w:pageBreakBefore w:val="0"/>
               <w:widowControl w:val="0"/>
+              <w:wordWrap/>
+              <w:overflowPunct/>
+              <w:bidi w:val="0"/>
               <w:spacing w:before="273" w:line="220" w:lineRule="auto"/>
               <w:ind w:left="370"/>
               <w:rPr>
@@ -3394,7 +4397,13 @@
           </w:tcPr>
           <w:p>
             <w:pPr>
+              <w:keepNext w:val="0"/>
+              <w:keepLines w:val="0"/>
+              <w:pageBreakBefore w:val="0"/>
               <w:widowControl w:val="0"/>
+              <w:wordWrap/>
+              <w:overflowPunct/>
+              <w:bidi w:val="0"/>
               <w:spacing w:before="273" w:line="220" w:lineRule="auto"/>
               <w:ind w:left="1735"/>
               <w:rPr>
@@ -3420,7 +4429,13 @@
           </w:tcPr>
           <w:p>
             <w:pPr>
+              <w:keepNext w:val="0"/>
+              <w:keepLines w:val="0"/>
+              <w:pageBreakBefore w:val="0"/>
               <w:widowControl w:val="0"/>
+              <w:wordWrap/>
+              <w:overflowPunct/>
+              <w:bidi w:val="0"/>
               <w:spacing w:before="274" w:line="221" w:lineRule="auto"/>
               <w:ind w:left="1197"/>
               <w:rPr>
@@ -3467,11 +4482,17 @@
           </w:tcPr>
           <w:p>
             <w:pPr>
+              <w:keepNext w:val="0"/>
+              <w:keepLines w:val="0"/>
+              <w:pageBreakBefore w:val="0"/>
               <w:widowControl w:val="0"/>
               <w:numPr>
                 <w:ilvl w:val="0"/>
                 <w:numId w:val="8"/>
               </w:numPr>
+              <w:wordWrap/>
+              <w:overflowPunct/>
+              <w:bidi w:val="0"/>
               <w:spacing w:before="269" w:line="241" w:lineRule="auto"/>
               <w:jc w:val="center"/>
               <w:rPr>
@@ -3488,7 +4509,13 @@
           </w:tcPr>
           <w:p>
             <w:pPr>
+              <w:keepNext w:val="0"/>
+              <w:keepLines w:val="0"/>
+              <w:pageBreakBefore w:val="0"/>
               <w:widowControl w:val="0"/>
+              <w:wordWrap/>
+              <w:overflowPunct/>
+              <w:bidi w:val="0"/>
               <w:spacing w:before="269" w:line="219" w:lineRule="auto"/>
               <w:ind w:left="113"/>
               <w:rPr>
@@ -3526,7 +4553,13 @@
           </w:tcPr>
           <w:p>
             <w:pPr>
+              <w:keepNext w:val="0"/>
+              <w:keepLines w:val="0"/>
+              <w:pageBreakBefore w:val="0"/>
               <w:widowControl w:val="0"/>
+              <w:wordWrap/>
+              <w:overflowPunct/>
+              <w:bidi w:val="0"/>
               <w:spacing w:before="271" w:line="219" w:lineRule="auto"/>
               <w:ind w:left="117"/>
               <w:rPr>
@@ -3576,11 +4609,17 @@
           </w:tcPr>
           <w:p>
             <w:pPr>
+              <w:keepNext w:val="0"/>
+              <w:keepLines w:val="0"/>
+              <w:pageBreakBefore w:val="0"/>
               <w:widowControl w:val="0"/>
               <w:numPr>
                 <w:ilvl w:val="0"/>
                 <w:numId w:val="8"/>
               </w:numPr>
+              <w:wordWrap/>
+              <w:overflowPunct/>
+              <w:bidi w:val="0"/>
               <w:spacing w:before="269" w:line="241" w:lineRule="auto"/>
               <w:jc w:val="center"/>
               <w:rPr>
@@ -3597,7 +4636,13 @@
           </w:tcPr>
           <w:p>
             <w:pPr>
+              <w:keepNext w:val="0"/>
+              <w:keepLines w:val="0"/>
+              <w:pageBreakBefore w:val="0"/>
               <w:widowControl w:val="0"/>
+              <w:wordWrap/>
+              <w:overflowPunct/>
+              <w:bidi w:val="0"/>
               <w:spacing w:before="270" w:line="219" w:lineRule="auto"/>
               <w:ind w:left="113"/>
               <w:rPr>
@@ -3625,7 +4670,13 @@
           </w:tcPr>
           <w:p>
             <w:pPr>
+              <w:keepNext w:val="0"/>
+              <w:keepLines w:val="0"/>
+              <w:pageBreakBefore w:val="0"/>
               <w:widowControl w:val="0"/>
+              <w:wordWrap/>
+              <w:overflowPunct/>
+              <w:bidi w:val="0"/>
               <w:spacing w:before="271" w:line="219" w:lineRule="auto"/>
               <w:ind w:left="117"/>
               <w:rPr>
@@ -3674,11 +4725,17 @@
           </w:tcPr>
           <w:p>
             <w:pPr>
+              <w:keepNext w:val="0"/>
+              <w:keepLines w:val="0"/>
+              <w:pageBreakBefore w:val="0"/>
               <w:widowControl w:val="0"/>
               <w:numPr>
                 <w:ilvl w:val="0"/>
                 <w:numId w:val="8"/>
               </w:numPr>
+              <w:wordWrap/>
+              <w:overflowPunct/>
+              <w:bidi w:val="0"/>
               <w:spacing w:before="269"/>
               <w:jc w:val="center"/>
               <w:rPr>
@@ -3695,7 +4752,13 @@
           </w:tcPr>
           <w:p>
             <w:pPr>
+              <w:keepNext w:val="0"/>
+              <w:keepLines w:val="0"/>
+              <w:pageBreakBefore w:val="0"/>
               <w:widowControl w:val="0"/>
+              <w:wordWrap/>
+              <w:overflowPunct/>
+              <w:bidi w:val="0"/>
               <w:spacing w:before="270" w:line="219" w:lineRule="auto"/>
               <w:ind w:left="113"/>
               <w:rPr>
@@ -3723,7 +4786,13 @@
           </w:tcPr>
           <w:p>
             <w:pPr>
+              <w:keepNext w:val="0"/>
+              <w:keepLines w:val="0"/>
+              <w:pageBreakBefore w:val="0"/>
               <w:widowControl w:val="0"/>
+              <w:wordWrap/>
+              <w:overflowPunct/>
+              <w:bidi w:val="0"/>
               <w:spacing w:before="271" w:line="219" w:lineRule="auto"/>
               <w:ind w:left="117"/>
               <w:rPr>
@@ -3772,11 +4841,17 @@
           </w:tcPr>
           <w:p>
             <w:pPr>
+              <w:keepNext w:val="0"/>
+              <w:keepLines w:val="0"/>
+              <w:pageBreakBefore w:val="0"/>
               <w:widowControl w:val="0"/>
               <w:numPr>
                 <w:ilvl w:val="0"/>
                 <w:numId w:val="8"/>
               </w:numPr>
+              <w:wordWrap/>
+              <w:overflowPunct/>
+              <w:bidi w:val="0"/>
               <w:spacing w:before="270" w:line="241" w:lineRule="auto"/>
               <w:jc w:val="center"/>
               <w:rPr>
@@ -3793,7 +4868,13 @@
           </w:tcPr>
           <w:p>
             <w:pPr>
+              <w:keepNext w:val="0"/>
+              <w:keepLines w:val="0"/>
+              <w:pageBreakBefore w:val="0"/>
               <w:widowControl w:val="0"/>
+              <w:wordWrap/>
+              <w:overflowPunct/>
+              <w:bidi w:val="0"/>
               <w:spacing w:before="271" w:line="219" w:lineRule="auto"/>
               <w:ind w:left="115"/>
               <w:rPr>
@@ -3820,7 +4901,13 @@
           </w:tcPr>
           <w:p>
             <w:pPr>
+              <w:keepNext w:val="0"/>
+              <w:keepLines w:val="0"/>
+              <w:pageBreakBefore w:val="0"/>
               <w:widowControl w:val="0"/>
+              <w:wordWrap/>
+              <w:overflowPunct/>
+              <w:bidi w:val="0"/>
               <w:spacing w:before="271" w:line="219" w:lineRule="auto"/>
               <w:ind w:left="117"/>
               <w:rPr>
@@ -3845,11 +4932,17 @@
     </w:tbl>
     <w:p>
       <w:pPr>
+        <w:keepNext w:val="0"/>
+        <w:keepLines w:val="0"/>
+        <w:pageBreakBefore w:val="0"/>
+        <w:widowControl w:val="0"/>
+        <w:wordWrap/>
+        <w:overflowPunct/>
+        <w:bidi w:val="0"/>
         <w:rPr>
           <w:lang w:eastAsia="zh-CN"/>
         </w:rPr>
       </w:pPr>
-      <w:bookmarkStart w:id="14" w:name="_Toc82"/>
       <w:r>
         <w:rPr>
           <w:lang w:eastAsia="zh-CN"/>
@@ -3862,11 +4955,16 @@
         <w:pStyle w:val="30"/>
         <w:keepNext w:val="0"/>
         <w:keepLines w:val="0"/>
+        <w:pageBreakBefore w:val="0"/>
         <w:widowControl w:val="0"/>
+        <w:wordWrap/>
+        <w:overflowPunct/>
+        <w:bidi w:val="0"/>
         <w:rPr>
           <w:lang w:eastAsia="zh-CN"/>
         </w:rPr>
       </w:pPr>
+      <w:bookmarkStart w:id="14" w:name="_Toc9852"/>
       <w:r>
         <w:rPr>
           <w:lang w:eastAsia="zh-CN"/>
@@ -3878,7 +4976,13 @@
     <w:p>
       <w:pPr>
         <w:pStyle w:val="29"/>
+        <w:keepNext w:val="0"/>
+        <w:keepLines w:val="0"/>
+        <w:pageBreakBefore w:val="0"/>
         <w:widowControl w:val="0"/>
+        <w:wordWrap/>
+        <w:overflowPunct/>
+        <w:bidi w:val="0"/>
         <w:ind w:firstLine="480"/>
       </w:pPr>
       <w:r>
@@ -3946,12 +5050,16 @@
         <w:pStyle w:val="30"/>
         <w:keepNext w:val="0"/>
         <w:keepLines w:val="0"/>
+        <w:pageBreakBefore w:val="0"/>
         <w:widowControl w:val="0"/>
+        <w:wordWrap/>
+        <w:overflowPunct/>
+        <w:bidi w:val="0"/>
         <w:rPr>
           <w:lang w:eastAsia="zh-CN"/>
         </w:rPr>
       </w:pPr>
-      <w:bookmarkStart w:id="15" w:name="_Toc27350"/>
+      <w:bookmarkStart w:id="15" w:name="_Toc11818"/>
       <w:r>
         <w:rPr>
           <w:lang w:eastAsia="zh-CN"/>
@@ -3963,7 +5071,13 @@
     <w:p>
       <w:pPr>
         <w:pStyle w:val="29"/>
+        <w:keepNext w:val="0"/>
+        <w:keepLines w:val="0"/>
+        <w:pageBreakBefore w:val="0"/>
         <w:widowControl w:val="0"/>
+        <w:wordWrap/>
+        <w:overflowPunct/>
+        <w:bidi w:val="0"/>
         <w:ind w:firstLine="480"/>
       </w:pPr>
       <w:r>
@@ -3986,8 +5100,6 @@
         </w:rPr>
         <w:t>4</w:t>
       </w:r>
-      <w:bookmarkStart w:id="25" w:name="_GoBack"/>
-      <w:bookmarkEnd w:id="25"/>
       <w:r>
         <w:t>月在同一月度内完成内部审核后，组织运维服务能力管理评审会议。该评审由</w:t>
       </w:r>
@@ -4015,12 +5127,16 @@
         <w:pStyle w:val="30"/>
         <w:keepNext w:val="0"/>
         <w:keepLines w:val="0"/>
+        <w:pageBreakBefore w:val="0"/>
         <w:widowControl w:val="0"/>
+        <w:wordWrap/>
+        <w:overflowPunct/>
+        <w:bidi w:val="0"/>
         <w:rPr>
           <w:lang w:eastAsia="zh-CN"/>
         </w:rPr>
       </w:pPr>
-      <w:bookmarkStart w:id="16" w:name="_Toc7776"/>
+      <w:bookmarkStart w:id="16" w:name="_Toc32129"/>
       <w:r>
         <w:rPr>
           <w:rFonts w:hint="eastAsia"/>
@@ -4033,7 +5149,13 @@
     <w:p>
       <w:pPr>
         <w:pStyle w:val="29"/>
+        <w:keepNext w:val="0"/>
+        <w:keepLines w:val="0"/>
+        <w:pageBreakBefore w:val="0"/>
         <w:widowControl w:val="0"/>
+        <w:wordWrap/>
+        <w:overflowPunct/>
+        <w:bidi w:val="0"/>
         <w:ind w:firstLine="480"/>
       </w:pPr>
       <w:r>
@@ -4061,7 +5183,13 @@
     <w:p>
       <w:pPr>
         <w:pStyle w:val="29"/>
+        <w:keepNext w:val="0"/>
+        <w:keepLines w:val="0"/>
+        <w:pageBreakBefore w:val="0"/>
         <w:widowControl w:val="0"/>
+        <w:wordWrap/>
+        <w:overflowPunct/>
+        <w:bidi w:val="0"/>
         <w:ind w:firstLine="480"/>
       </w:pPr>
       <w:r>
@@ -4073,12 +5201,110 @@
         <w:pStyle w:val="30"/>
         <w:keepNext w:val="0"/>
         <w:keepLines w:val="0"/>
+        <w:pageBreakBefore w:val="0"/>
         <w:widowControl w:val="0"/>
+        <w:wordWrap/>
+        <w:overflowPunct/>
+        <w:bidi w:val="0"/>
+        <w:rPr>
+          <w:rFonts w:hint="default"/>
+          <w:lang w:val="en-US" w:eastAsia="zh-CN"/>
+        </w:rPr>
+      </w:pPr>
+      <w:bookmarkStart w:id="17" w:name="_Toc20300"/>
+      <w:r>
+        <w:rPr>
+          <w:rFonts w:hint="eastAsia"/>
+          <w:lang w:val="en-US" w:eastAsia="zh-CN"/>
+        </w:rPr>
+        <w:t>项目客户投诉</w:t>
+      </w:r>
+      <w:bookmarkEnd w:id="17"/>
+    </w:p>
+    <w:p>
+      <w:pPr>
+        <w:pStyle w:val="29"/>
+        <w:keepNext w:val="0"/>
+        <w:keepLines w:val="0"/>
+        <w:pageBreakBefore w:val="0"/>
+        <w:widowControl w:val="0"/>
+        <w:wordWrap/>
+        <w:overflowPunct/>
+        <w:bidi w:val="0"/>
+        <w:rPr>
+          <w:rFonts w:hint="default"/>
+          <w:lang w:val="en-US" w:eastAsia="zh-CN"/>
+        </w:rPr>
+      </w:pPr>
+      <w:r>
+        <w:rPr>
+          <w:rFonts w:hint="default"/>
+          <w:lang w:val="en-US" w:eastAsia="zh-CN"/>
+        </w:rPr>
+        <w:t>为有效管控运维服务质量，公司建立客户投诉管理机制。本年度客户投诉控制指标为≤2次。</w:t>
+      </w:r>
+    </w:p>
+    <w:p>
+      <w:pPr>
+        <w:pStyle w:val="29"/>
+        <w:keepNext w:val="0"/>
+        <w:keepLines w:val="0"/>
+        <w:pageBreakBefore w:val="0"/>
+        <w:widowControl w:val="0"/>
+        <w:wordWrap/>
+        <w:overflowPunct/>
+        <w:bidi w:val="0"/>
+        <w:rPr>
+          <w:rFonts w:hint="default"/>
+          <w:lang w:val="en-US" w:eastAsia="zh-CN"/>
+        </w:rPr>
+      </w:pPr>
+      <w:r>
+        <w:rPr>
+          <w:rFonts w:hint="default"/>
+          <w:lang w:val="en-US" w:eastAsia="zh-CN"/>
+        </w:rPr>
+        <w:t>质量部负责投诉的受理登记、调查核实与跟踪验证，运维部及相关责任部门配合进行原因分析与整改落实。投诉处理完毕后，相关资料归档保存，并作为服务质量改进的输入依据。</w:t>
+      </w:r>
+    </w:p>
+    <w:p>
+      <w:pPr>
+        <w:pStyle w:val="29"/>
+        <w:keepNext w:val="0"/>
+        <w:keepLines w:val="0"/>
+        <w:pageBreakBefore w:val="0"/>
+        <w:widowControl w:val="0"/>
+        <w:wordWrap/>
+        <w:overflowPunct/>
+        <w:bidi w:val="0"/>
+        <w:rPr>
+          <w:rFonts w:hint="default"/>
+          <w:lang w:val="en-US" w:eastAsia="zh-CN"/>
+        </w:rPr>
+      </w:pPr>
+      <w:r>
+        <w:rPr>
+          <w:rFonts w:hint="default"/>
+          <w:lang w:val="en-US" w:eastAsia="zh-CN"/>
+        </w:rPr>
+        <w:t>质量部每季度对客户投诉情况进行统计分析，确保投诉处理及时率与闭环率达到100%，持续提升客户满意度。</w:t>
+      </w:r>
+    </w:p>
+    <w:p>
+      <w:pPr>
+        <w:pStyle w:val="30"/>
+        <w:keepNext w:val="0"/>
+        <w:keepLines w:val="0"/>
+        <w:pageBreakBefore w:val="0"/>
+        <w:widowControl w:val="0"/>
+        <w:wordWrap/>
+        <w:overflowPunct/>
+        <w:bidi w:val="0"/>
         <w:rPr>
           <w:lang w:eastAsia="zh-CN"/>
         </w:rPr>
       </w:pPr>
-      <w:bookmarkStart w:id="17" w:name="_Toc1969"/>
+      <w:bookmarkStart w:id="18" w:name="_Toc425"/>
       <w:r>
         <w:rPr>
           <w:rFonts w:hint="eastAsia"/>
@@ -4086,12 +5312,18 @@
         </w:rPr>
         <w:t>服务质量改进</w:t>
       </w:r>
-      <w:bookmarkEnd w:id="17"/>
+      <w:bookmarkEnd w:id="18"/>
     </w:p>
     <w:p>
       <w:pPr>
         <w:pStyle w:val="29"/>
+        <w:keepNext w:val="0"/>
+        <w:keepLines w:val="0"/>
+        <w:pageBreakBefore w:val="0"/>
         <w:widowControl w:val="0"/>
+        <w:wordWrap/>
+        <w:overflowPunct/>
+        <w:bidi w:val="0"/>
         <w:ind w:firstLine="480"/>
       </w:pPr>
       <w:r>
@@ -4103,16 +5335,20 @@
         <w:pStyle w:val="28"/>
         <w:keepNext w:val="0"/>
         <w:keepLines w:val="0"/>
+        <w:pageBreakBefore w:val="0"/>
         <w:widowControl w:val="0"/>
+        <w:wordWrap/>
+        <w:overflowPunct/>
+        <w:bidi w:val="0"/>
         <w:rPr>
           <w:rStyle w:val="38"/>
           <w:lang w:eastAsia="zh-CN"/>
         </w:rPr>
       </w:pPr>
-      <w:bookmarkStart w:id="18" w:name="bookmark3"/>
-      <w:bookmarkEnd w:id="18"/>
-      <w:bookmarkStart w:id="19" w:name="_Toc26720"/>
+      <w:bookmarkStart w:id="19" w:name="bookmark3"/>
+      <w:bookmarkEnd w:id="19"/>
       <w:bookmarkStart w:id="20" w:name="_Toc17424"/>
+      <w:bookmarkStart w:id="21" w:name="_Toc32196"/>
       <w:r>
         <w:rPr>
           <w:rStyle w:val="38"/>
@@ -4121,50 +5357,37 @@
         </w:rPr>
         <w:t>附则</w:t>
       </w:r>
-      <w:bookmarkEnd w:id="19"/>
       <w:bookmarkEnd w:id="20"/>
-    </w:p>
-    <w:p>
-      <w:pPr>
-        <w:widowControl w:val="0"/>
+      <w:bookmarkEnd w:id="21"/>
+    </w:p>
+    <w:p>
+      <w:pPr>
+        <w:pStyle w:val="39"/>
         <w:numPr>
           <w:ilvl w:val="0"/>
           <w:numId w:val="9"/>
         </w:numPr>
-        <w:topLinePunct/>
-        <w:rPr>
-          <w:rFonts w:hint="eastAsia" w:ascii="宋体" w:hAnsi="宋体" w:cs="宋体"/>
-          <w:sz w:val="24"/>
-          <w:szCs w:val="24"/>
+        <w:bidi w:val="0"/>
+        <w:rPr>
+          <w:rFonts w:hint="eastAsia"/>
           <w:lang w:eastAsia="zh-CN"/>
         </w:rPr>
       </w:pPr>
       <w:r>
         <w:rPr>
-          <w:rFonts w:ascii="宋体" w:hAnsi="宋体" w:cs="宋体"/>
-          <w:spacing w:val="-1"/>
-          <w:sz w:val="24"/>
-          <w:szCs w:val="24"/>
           <w:lang w:eastAsia="zh-CN"/>
         </w:rPr>
         <w:t>本制度最终解释权和修订权归</w:t>
       </w:r>
       <w:r>
         <w:rPr>
-          <w:rFonts w:hint="eastAsia" w:ascii="宋体" w:hAnsi="宋体" w:cs="宋体"/>
-          <w:spacing w:val="-1"/>
-          <w:sz w:val="24"/>
-          <w:szCs w:val="24"/>
+          <w:rFonts w:hint="eastAsia"/>
           <w:lang w:eastAsia="zh-CN"/>
         </w:rPr>
         <w:t>质量部</w:t>
       </w:r>
       <w:r>
         <w:rPr>
-          <w:rFonts w:ascii="宋体" w:hAnsi="宋体" w:cs="宋体"/>
-          <w:spacing w:val="-1"/>
-          <w:sz w:val="24"/>
-          <w:szCs w:val="24"/>
           <w:lang w:eastAsia="zh-CN"/>
         </w:rPr>
         <w:t>。</w:t>
@@ -4172,22 +5395,18 @@
     </w:p>
     <w:p>
       <w:pPr>
-        <w:widowControl w:val="0"/>
+        <w:pStyle w:val="39"/>
         <w:numPr>
           <w:ilvl w:val="0"/>
           <w:numId w:val="9"/>
         </w:numPr>
-        <w:topLinePunct/>
+        <w:bidi w:val="0"/>
         <w:rPr>
           <w:lang w:eastAsia="zh-CN"/>
         </w:rPr>
       </w:pPr>
       <w:r>
         <w:rPr>
-          <w:rFonts w:ascii="宋体" w:hAnsi="宋体" w:cs="宋体"/>
-          <w:spacing w:val="-2"/>
-          <w:sz w:val="24"/>
-          <w:szCs w:val="24"/>
           <w:lang w:eastAsia="zh-CN"/>
         </w:rPr>
         <w:t>本制度自颁布之日起施行。</w:t>
@@ -4198,15 +5417,19 @@
         <w:pStyle w:val="28"/>
         <w:keepNext w:val="0"/>
         <w:keepLines w:val="0"/>
+        <w:pageBreakBefore w:val="0"/>
         <w:widowControl w:val="0"/>
+        <w:wordWrap/>
+        <w:overflowPunct/>
+        <w:bidi w:val="0"/>
         <w:rPr>
           <w:lang w:eastAsia="zh-CN"/>
         </w:rPr>
       </w:pPr>
-      <w:bookmarkStart w:id="21" w:name="bookmark14"/>
-      <w:bookmarkEnd w:id="21"/>
-      <w:bookmarkStart w:id="22" w:name="_Toc14110"/>
+      <w:bookmarkStart w:id="22" w:name="bookmark14"/>
+      <w:bookmarkEnd w:id="22"/>
       <w:bookmarkStart w:id="23" w:name="_Toc27093"/>
+      <w:bookmarkStart w:id="24" w:name="_Toc28817"/>
       <w:r>
         <w:rPr>
           <w:rFonts w:hint="eastAsia"/>
@@ -4214,14 +5437,13 @@
         </w:rPr>
         <w:t>附件</w:t>
       </w:r>
-      <w:bookmarkEnd w:id="22"/>
       <w:bookmarkEnd w:id="23"/>
+      <w:bookmarkEnd w:id="24"/>
     </w:p>
     <w:p>
       <w:pPr>
         <w:pStyle w:val="29"/>
-        <w:widowControl w:val="0"/>
-        <w:ind w:firstLine="480"/>
+        <w:bidi w:val="0"/>
       </w:pPr>
       <w:r>
         <w:rPr>
@@ -4235,12 +5457,16 @@
         <w:pStyle w:val="28"/>
         <w:keepNext w:val="0"/>
         <w:keepLines w:val="0"/>
+        <w:pageBreakBefore w:val="0"/>
         <w:widowControl w:val="0"/>
+        <w:wordWrap/>
+        <w:overflowPunct/>
+        <w:bidi w:val="0"/>
         <w:rPr>
           <w:lang w:eastAsia="zh-CN"/>
         </w:rPr>
       </w:pPr>
-      <w:bookmarkStart w:id="24" w:name="_Toc25718"/>
+      <w:bookmarkStart w:id="25" w:name="_Toc16575"/>
       <w:r>
         <w:rPr>
           <w:rFonts w:hint="eastAsia"/>
@@ -4248,12 +5474,12 @@
         </w:rPr>
         <w:t>记录</w:t>
       </w:r>
-      <w:bookmarkEnd w:id="24"/>
+      <w:bookmarkEnd w:id="25"/>
     </w:p>
     <w:p>
       <w:pPr>
         <w:pStyle w:val="39"/>
-        <w:widowControl w:val="0"/>
+        <w:bidi w:val="0"/>
       </w:pPr>
       <w:r>
         <w:rPr>
@@ -4265,7 +5491,7 @@
     <w:p>
       <w:pPr>
         <w:pStyle w:val="39"/>
-        <w:widowControl w:val="0"/>
+        <w:bidi w:val="0"/>
       </w:pPr>
       <w:r>
         <w:rPr>
@@ -4277,7 +5503,7 @@
     <w:p>
       <w:pPr>
         <w:pStyle w:val="39"/>
-        <w:widowControl w:val="0"/>
+        <w:bidi w:val="0"/>
       </w:pPr>
       <w:r>
         <w:rPr>

--- a/4-质量管理/运行记录类文件/040209-运维服务质量管理计划.docx
+++ b/4-质量管理/运行记录类文件/040209-运维服务质量管理计划.docx
@@ -145,7 +145,7 @@
         </w:rPr>
       </w:pPr>
       <w:bookmarkStart w:id="0" w:name="_Toc32096"/>
-      <w:bookmarkStart w:id="1" w:name="_Toc27843"/>
+      <w:bookmarkStart w:id="1" w:name="_Toc9076"/>
       <w:r>
         <w:rPr>
           <w:lang w:eastAsia="zh-CN"/>
@@ -170,7 +170,7 @@
           <w:rFonts w:hint="eastAsia"/>
         </w:rPr>
       </w:pPr>
-      <w:bookmarkStart w:id="2" w:name="_Toc14664"/>
+      <w:bookmarkStart w:id="2" w:name="_Toc32555"/>
       <w:r>
         <w:rPr>
           <w:rFonts w:hint="eastAsia"/>
@@ -261,10 +261,12 @@
             <w:r>
               <w:rPr>
                 <w:rFonts w:hint="eastAsia"/>
+                <w:spacing w:val="1"/>
+                <w:w w:val="95"/>
                 <w:u w:val="single"/>
                 <w:lang w:eastAsia="zh-CN"/>
               </w:rPr>
-              <w:t>刘书峰</w:t>
+              <w:t>赵维涵</w:t>
             </w:r>
           </w:p>
         </w:tc>
@@ -398,9 +400,17 @@
             <w:r>
               <w:rPr>
                 <w:rFonts w:hint="eastAsia"/>
+                <w:vertAlign w:val="baseline"/>
+                <w:lang w:val="en-US" w:eastAsia="zh-CN"/>
+              </w:rPr>
+              <w:t>审核</w:t>
+            </w:r>
+            <w:r>
+              <w:rPr>
+                <w:rFonts w:hint="eastAsia"/>
                 <w:lang w:eastAsia="zh-CN"/>
               </w:rPr>
-              <w:t>编制时间</w:t>
+              <w:t>时间</w:t>
             </w:r>
             <w:r>
               <w:rPr>
@@ -949,8 +959,8 @@
               <w:wordWrap/>
               <w:overflowPunct/>
               <w:bidi w:val="0"/>
-              <w:spacing w:before="172" w:line="228" w:lineRule="auto"/>
-              <w:ind w:left="313"/>
+              <w:spacing w:before="173" w:line="229" w:lineRule="auto"/>
+              <w:ind w:left="314"/>
               <w:rPr>
                 <w:rFonts w:hint="eastAsia" w:ascii="宋体" w:hAnsi="宋体" w:cs="宋体"/>
                 <w:sz w:val="20"/>
@@ -960,10 +970,12 @@
             </w:pPr>
             <w:r>
               <w:rPr>
-                <w:rFonts w:hint="eastAsia"/>
+                <w:rFonts w:hint="eastAsia" w:ascii="宋体" w:hAnsi="宋体" w:cs="宋体"/>
+                <w:sz w:val="20"/>
+                <w:szCs w:val="20"/>
                 <w:lang w:eastAsia="zh-CN"/>
               </w:rPr>
-              <w:t>刘书峰</w:t>
+              <w:t>赵维涵</w:t>
             </w:r>
           </w:p>
         </w:tc>
@@ -980,18 +992,19 @@
               <w:wordWrap/>
               <w:overflowPunct/>
               <w:bidi w:val="0"/>
-              <w:spacing w:before="172" w:line="228" w:lineRule="auto"/>
-              <w:ind w:left="313"/>
+              <w:spacing w:before="173" w:line="229" w:lineRule="auto"/>
+              <w:ind w:left="314"/>
               <w:rPr>
                 <w:rFonts w:hint="eastAsia" w:ascii="宋体" w:hAnsi="宋体" w:cs="宋体"/>
-                <w:spacing w:val="5"/>
                 <w:sz w:val="20"/>
                 <w:szCs w:val="20"/>
               </w:rPr>
             </w:pPr>
             <w:r>
               <w:rPr>
-                <w:rFonts w:hint="eastAsia"/>
+                <w:rFonts w:hint="eastAsia" w:ascii="宋体" w:hAnsi="宋体" w:cs="宋体"/>
+                <w:sz w:val="20"/>
+                <w:szCs w:val="20"/>
                 <w:lang w:val="en-US" w:eastAsia="zh-CN"/>
               </w:rPr>
               <w:t>常海霞</w:t>
@@ -1022,7 +1035,6 @@
             <w:r>
               <w:rPr>
                 <w:rFonts w:hint="eastAsia" w:ascii="宋体" w:hAnsi="宋体" w:cs="宋体"/>
-                <w:spacing w:val="6"/>
                 <w:sz w:val="20"/>
                 <w:szCs w:val="20"/>
                 <w:lang w:eastAsia="zh-CN"/>
@@ -1796,8 +1808,6 @@
               <w:tab w:val="right" w:leader="dot" w:pos="8306"/>
             </w:tabs>
           </w:pPr>
-          <w:bookmarkStart w:id="26" w:name="_GoBack"/>
-          <w:bookmarkEnd w:id="26"/>
           <w:r>
             <w:rPr>
               <w:rFonts w:hint="eastAsia" w:ascii="宋体" w:hAnsi="宋体" w:eastAsia="宋体" w:cs="宋体"/>
@@ -1831,7 +1841,7 @@
               <w:rFonts w:hint="eastAsia" w:ascii="宋体" w:hAnsi="宋体" w:eastAsia="宋体" w:cs="宋体"/>
               <w:szCs w:val="24"/>
             </w:rPr>
-            <w:instrText xml:space="preserve"> HYPERLINK \l _Toc27843 </w:instrText>
+            <w:instrText xml:space="preserve"> HYPERLINK \l _Toc9076 </w:instrText>
           </w:r>
           <w:r>
             <w:rPr>
@@ -1853,7 +1863,7 @@
             <w:fldChar w:fldCharType="begin"/>
           </w:r>
           <w:r>
-            <w:instrText xml:space="preserve"> PAGEREF _Toc27843 \h </w:instrText>
+            <w:instrText xml:space="preserve"> PAGEREF _Toc9076 \h </w:instrText>
           </w:r>
           <w:r>
             <w:fldChar w:fldCharType="separate"/>
@@ -1891,7 +1901,7 @@
               <w:rFonts w:hint="eastAsia" w:ascii="宋体" w:hAnsi="宋体" w:cs="宋体"/>
               <w:szCs w:val="24"/>
             </w:rPr>
-            <w:instrText xml:space="preserve"> HYPERLINK \l _Toc14664 </w:instrText>
+            <w:instrText xml:space="preserve"> HYPERLINK \l _Toc32555 </w:instrText>
           </w:r>
           <w:r>
             <w:rPr>
@@ -1914,7 +1924,7 @@
             <w:fldChar w:fldCharType="begin"/>
           </w:r>
           <w:r>
-            <w:instrText xml:space="preserve"> PAGEREF _Toc14664 \h </w:instrText>
+            <w:instrText xml:space="preserve"> PAGEREF _Toc32555 \h </w:instrText>
           </w:r>
           <w:r>
             <w:fldChar w:fldCharType="separate"/>
@@ -1952,7 +1962,7 @@
               <w:rFonts w:hint="eastAsia" w:ascii="宋体" w:hAnsi="宋体" w:cs="宋体"/>
               <w:szCs w:val="24"/>
             </w:rPr>
-            <w:instrText xml:space="preserve"> HYPERLINK \l _Toc26074 </w:instrText>
+            <w:instrText xml:space="preserve"> HYPERLINK \l _Toc1137 </w:instrText>
           </w:r>
           <w:r>
             <w:rPr>
@@ -1977,7 +1987,7 @@
             <w:fldChar w:fldCharType="begin"/>
           </w:r>
           <w:r>
-            <w:instrText xml:space="preserve"> PAGEREF _Toc26074 \h </w:instrText>
+            <w:instrText xml:space="preserve"> PAGEREF _Toc1137 \h </w:instrText>
           </w:r>
           <w:r>
             <w:fldChar w:fldCharType="separate"/>
@@ -2015,7 +2025,7 @@
               <w:rFonts w:hint="eastAsia" w:ascii="宋体" w:hAnsi="宋体" w:cs="宋体"/>
               <w:szCs w:val="24"/>
             </w:rPr>
-            <w:instrText xml:space="preserve"> HYPERLINK \l _Toc20082 </w:instrText>
+            <w:instrText xml:space="preserve"> HYPERLINK \l _Toc6024 </w:instrText>
           </w:r>
           <w:r>
             <w:rPr>
@@ -2045,7 +2055,7 @@
             <w:fldChar w:fldCharType="begin"/>
           </w:r>
           <w:r>
-            <w:instrText xml:space="preserve"> PAGEREF _Toc20082 \h </w:instrText>
+            <w:instrText xml:space="preserve"> PAGEREF _Toc6024 \h </w:instrText>
           </w:r>
           <w:r>
             <w:fldChar w:fldCharType="separate"/>
@@ -2083,7 +2093,7 @@
               <w:rFonts w:hint="eastAsia" w:ascii="宋体" w:hAnsi="宋体" w:cs="宋体"/>
               <w:szCs w:val="24"/>
             </w:rPr>
-            <w:instrText xml:space="preserve"> HYPERLINK \l _Toc7095 </w:instrText>
+            <w:instrText xml:space="preserve"> HYPERLINK \l _Toc28925 </w:instrText>
           </w:r>
           <w:r>
             <w:rPr>
@@ -2115,7 +2125,7 @@
             <w:fldChar w:fldCharType="begin"/>
           </w:r>
           <w:r>
-            <w:instrText xml:space="preserve"> PAGEREF _Toc7095 \h </w:instrText>
+            <w:instrText xml:space="preserve"> PAGEREF _Toc28925 \h </w:instrText>
           </w:r>
           <w:r>
             <w:fldChar w:fldCharType="separate"/>
@@ -2153,7 +2163,7 @@
               <w:rFonts w:hint="eastAsia" w:ascii="宋体" w:hAnsi="宋体" w:cs="宋体"/>
               <w:szCs w:val="24"/>
             </w:rPr>
-            <w:instrText xml:space="preserve"> HYPERLINK \l _Toc26865 </w:instrText>
+            <w:instrText xml:space="preserve"> HYPERLINK \l _Toc31270 </w:instrText>
           </w:r>
           <w:r>
             <w:rPr>
@@ -2183,7 +2193,7 @@
             <w:fldChar w:fldCharType="begin"/>
           </w:r>
           <w:r>
-            <w:instrText xml:space="preserve"> PAGEREF _Toc26865 \h </w:instrText>
+            <w:instrText xml:space="preserve"> PAGEREF _Toc31270 \h </w:instrText>
           </w:r>
           <w:r>
             <w:fldChar w:fldCharType="separate"/>
@@ -2221,7 +2231,7 @@
               <w:rFonts w:hint="eastAsia" w:ascii="宋体" w:hAnsi="宋体" w:cs="宋体"/>
               <w:szCs w:val="24"/>
             </w:rPr>
-            <w:instrText xml:space="preserve"> HYPERLINK \l _Toc17301 </w:instrText>
+            <w:instrText xml:space="preserve"> HYPERLINK \l _Toc29953 </w:instrText>
           </w:r>
           <w:r>
             <w:rPr>
@@ -2251,7 +2261,7 @@
             <w:fldChar w:fldCharType="begin"/>
           </w:r>
           <w:r>
-            <w:instrText xml:space="preserve"> PAGEREF _Toc17301 \h </w:instrText>
+            <w:instrText xml:space="preserve"> PAGEREF _Toc29953 \h </w:instrText>
           </w:r>
           <w:r>
             <w:fldChar w:fldCharType="separate"/>
@@ -2289,7 +2299,7 @@
               <w:rFonts w:hint="eastAsia" w:ascii="宋体" w:hAnsi="宋体" w:cs="宋体"/>
               <w:szCs w:val="24"/>
             </w:rPr>
-            <w:instrText xml:space="preserve"> HYPERLINK \l _Toc2143 </w:instrText>
+            <w:instrText xml:space="preserve"> HYPERLINK \l _Toc31904 </w:instrText>
           </w:r>
           <w:r>
             <w:rPr>
@@ -2319,7 +2329,7 @@
             <w:fldChar w:fldCharType="begin"/>
           </w:r>
           <w:r>
-            <w:instrText xml:space="preserve"> PAGEREF _Toc2143 \h </w:instrText>
+            <w:instrText xml:space="preserve"> PAGEREF _Toc31904 \h </w:instrText>
           </w:r>
           <w:r>
             <w:fldChar w:fldCharType="separate"/>
@@ -2357,7 +2367,7 @@
               <w:rFonts w:hint="eastAsia" w:ascii="宋体" w:hAnsi="宋体" w:cs="宋体"/>
               <w:szCs w:val="24"/>
             </w:rPr>
-            <w:instrText xml:space="preserve"> HYPERLINK \l _Toc10447 </w:instrText>
+            <w:instrText xml:space="preserve"> HYPERLINK \l _Toc2976 </w:instrText>
           </w:r>
           <w:r>
             <w:rPr>
@@ -2387,7 +2397,7 @@
             <w:fldChar w:fldCharType="begin"/>
           </w:r>
           <w:r>
-            <w:instrText xml:space="preserve"> PAGEREF _Toc10447 \h </w:instrText>
+            <w:instrText xml:space="preserve"> PAGEREF _Toc2976 \h </w:instrText>
           </w:r>
           <w:r>
             <w:fldChar w:fldCharType="separate"/>
@@ -2425,7 +2435,7 @@
               <w:rFonts w:hint="eastAsia" w:ascii="宋体" w:hAnsi="宋体" w:cs="宋体"/>
               <w:szCs w:val="24"/>
             </w:rPr>
-            <w:instrText xml:space="preserve"> HYPERLINK \l _Toc29768 </w:instrText>
+            <w:instrText xml:space="preserve"> HYPERLINK \l _Toc440 </w:instrText>
           </w:r>
           <w:r>
             <w:rPr>
@@ -2455,7 +2465,7 @@
             <w:fldChar w:fldCharType="begin"/>
           </w:r>
           <w:r>
-            <w:instrText xml:space="preserve"> PAGEREF _Toc29768 \h </w:instrText>
+            <w:instrText xml:space="preserve"> PAGEREF _Toc440 \h </w:instrText>
           </w:r>
           <w:r>
             <w:fldChar w:fldCharType="separate"/>
@@ -2493,7 +2503,7 @@
               <w:rFonts w:hint="eastAsia" w:ascii="宋体" w:hAnsi="宋体" w:cs="宋体"/>
               <w:szCs w:val="24"/>
             </w:rPr>
-            <w:instrText xml:space="preserve"> HYPERLINK \l _Toc24559 </w:instrText>
+            <w:instrText xml:space="preserve"> HYPERLINK \l _Toc14362 </w:instrText>
           </w:r>
           <w:r>
             <w:rPr>
@@ -2523,7 +2533,7 @@
             <w:fldChar w:fldCharType="begin"/>
           </w:r>
           <w:r>
-            <w:instrText xml:space="preserve"> PAGEREF _Toc24559 \h </w:instrText>
+            <w:instrText xml:space="preserve"> PAGEREF _Toc14362 \h </w:instrText>
           </w:r>
           <w:r>
             <w:fldChar w:fldCharType="separate"/>
@@ -2561,7 +2571,7 @@
               <w:rFonts w:hint="eastAsia" w:ascii="宋体" w:hAnsi="宋体" w:cs="宋体"/>
               <w:szCs w:val="24"/>
             </w:rPr>
-            <w:instrText xml:space="preserve"> HYPERLINK \l _Toc30071 </w:instrText>
+            <w:instrText xml:space="preserve"> HYPERLINK \l _Toc1321 </w:instrText>
           </w:r>
           <w:r>
             <w:rPr>
@@ -2591,7 +2601,7 @@
             <w:fldChar w:fldCharType="begin"/>
           </w:r>
           <w:r>
-            <w:instrText xml:space="preserve"> PAGEREF _Toc30071 \h </w:instrText>
+            <w:instrText xml:space="preserve"> PAGEREF _Toc1321 \h </w:instrText>
           </w:r>
           <w:r>
             <w:fldChar w:fldCharType="separate"/>
@@ -2629,7 +2639,7 @@
               <w:rFonts w:hint="eastAsia" w:ascii="宋体" w:hAnsi="宋体" w:cs="宋体"/>
               <w:szCs w:val="24"/>
             </w:rPr>
-            <w:instrText xml:space="preserve"> HYPERLINK \l _Toc9048 </w:instrText>
+            <w:instrText xml:space="preserve"> HYPERLINK \l _Toc24265 </w:instrText>
           </w:r>
           <w:r>
             <w:rPr>
@@ -2659,7 +2669,7 @@
             <w:fldChar w:fldCharType="begin"/>
           </w:r>
           <w:r>
-            <w:instrText xml:space="preserve"> PAGEREF _Toc9048 \h </w:instrText>
+            <w:instrText xml:space="preserve"> PAGEREF _Toc24265 \h </w:instrText>
           </w:r>
           <w:r>
             <w:fldChar w:fldCharType="separate"/>
@@ -2697,7 +2707,7 @@
               <w:rFonts w:hint="eastAsia" w:ascii="宋体" w:hAnsi="宋体" w:cs="宋体"/>
               <w:szCs w:val="24"/>
             </w:rPr>
-            <w:instrText xml:space="preserve"> HYPERLINK \l _Toc9852 </w:instrText>
+            <w:instrText xml:space="preserve"> HYPERLINK \l _Toc6956 </w:instrText>
           </w:r>
           <w:r>
             <w:rPr>
@@ -2726,7 +2736,7 @@
             <w:fldChar w:fldCharType="begin"/>
           </w:r>
           <w:r>
-            <w:instrText xml:space="preserve"> PAGEREF _Toc9852 \h </w:instrText>
+            <w:instrText xml:space="preserve"> PAGEREF _Toc6956 \h </w:instrText>
           </w:r>
           <w:r>
             <w:fldChar w:fldCharType="separate"/>
@@ -2764,7 +2774,7 @@
               <w:rFonts w:hint="eastAsia" w:ascii="宋体" w:hAnsi="宋体" w:cs="宋体"/>
               <w:szCs w:val="24"/>
             </w:rPr>
-            <w:instrText xml:space="preserve"> HYPERLINK \l _Toc11818 </w:instrText>
+            <w:instrText xml:space="preserve"> HYPERLINK \l _Toc10029 </w:instrText>
           </w:r>
           <w:r>
             <w:rPr>
@@ -2793,7 +2803,7 @@
             <w:fldChar w:fldCharType="begin"/>
           </w:r>
           <w:r>
-            <w:instrText xml:space="preserve"> PAGEREF _Toc11818 \h </w:instrText>
+            <w:instrText xml:space="preserve"> PAGEREF _Toc10029 \h </w:instrText>
           </w:r>
           <w:r>
             <w:fldChar w:fldCharType="separate"/>
@@ -2831,7 +2841,7 @@
               <w:rFonts w:hint="eastAsia" w:ascii="宋体" w:hAnsi="宋体" w:cs="宋体"/>
               <w:szCs w:val="24"/>
             </w:rPr>
-            <w:instrText xml:space="preserve"> HYPERLINK \l _Toc32129 </w:instrText>
+            <w:instrText xml:space="preserve"> HYPERLINK \l _Toc10462 </w:instrText>
           </w:r>
           <w:r>
             <w:rPr>
@@ -2861,7 +2871,7 @@
             <w:fldChar w:fldCharType="begin"/>
           </w:r>
           <w:r>
-            <w:instrText xml:space="preserve"> PAGEREF _Toc32129 \h </w:instrText>
+            <w:instrText xml:space="preserve"> PAGEREF _Toc10462 \h </w:instrText>
           </w:r>
           <w:r>
             <w:fldChar w:fldCharType="separate"/>
@@ -2899,7 +2909,7 @@
               <w:rFonts w:hint="eastAsia" w:ascii="宋体" w:hAnsi="宋体" w:cs="宋体"/>
               <w:szCs w:val="24"/>
             </w:rPr>
-            <w:instrText xml:space="preserve"> HYPERLINK \l _Toc20300 </w:instrText>
+            <w:instrText xml:space="preserve"> HYPERLINK \l _Toc14105 </w:instrText>
           </w:r>
           <w:r>
             <w:rPr>
@@ -2929,7 +2939,7 @@
             <w:fldChar w:fldCharType="begin"/>
           </w:r>
           <w:r>
-            <w:instrText xml:space="preserve"> PAGEREF _Toc20300 \h </w:instrText>
+            <w:instrText xml:space="preserve"> PAGEREF _Toc14105 \h </w:instrText>
           </w:r>
           <w:r>
             <w:fldChar w:fldCharType="separate"/>
@@ -2967,7 +2977,7 @@
               <w:rFonts w:hint="eastAsia" w:ascii="宋体" w:hAnsi="宋体" w:cs="宋体"/>
               <w:szCs w:val="24"/>
             </w:rPr>
-            <w:instrText xml:space="preserve"> HYPERLINK \l _Toc425 </w:instrText>
+            <w:instrText xml:space="preserve"> HYPERLINK \l _Toc1330 </w:instrText>
           </w:r>
           <w:r>
             <w:rPr>
@@ -2997,7 +3007,7 @@
             <w:fldChar w:fldCharType="begin"/>
           </w:r>
           <w:r>
-            <w:instrText xml:space="preserve"> PAGEREF _Toc425 \h </w:instrText>
+            <w:instrText xml:space="preserve"> PAGEREF _Toc1330 \h </w:instrText>
           </w:r>
           <w:r>
             <w:fldChar w:fldCharType="separate"/>
@@ -3035,7 +3045,7 @@
               <w:rFonts w:hint="eastAsia" w:ascii="宋体" w:hAnsi="宋体" w:cs="宋体"/>
               <w:szCs w:val="24"/>
             </w:rPr>
-            <w:instrText xml:space="preserve"> HYPERLINK \l _Toc32196 </w:instrText>
+            <w:instrText xml:space="preserve"> HYPERLINK \l _Toc22652 </w:instrText>
           </w:r>
           <w:r>
             <w:rPr>
@@ -3065,7 +3075,7 @@
             <w:fldChar w:fldCharType="begin"/>
           </w:r>
           <w:r>
-            <w:instrText xml:space="preserve"> PAGEREF _Toc32196 \h </w:instrText>
+            <w:instrText xml:space="preserve"> PAGEREF _Toc22652 \h </w:instrText>
           </w:r>
           <w:r>
             <w:fldChar w:fldCharType="separate"/>
@@ -3103,7 +3113,7 @@
               <w:rFonts w:hint="eastAsia" w:ascii="宋体" w:hAnsi="宋体" w:cs="宋体"/>
               <w:szCs w:val="24"/>
             </w:rPr>
-            <w:instrText xml:space="preserve"> HYPERLINK \l _Toc28817 </w:instrText>
+            <w:instrText xml:space="preserve"> HYPERLINK \l _Toc28178 </w:instrText>
           </w:r>
           <w:r>
             <w:rPr>
@@ -3133,7 +3143,7 @@
             <w:fldChar w:fldCharType="begin"/>
           </w:r>
           <w:r>
-            <w:instrText xml:space="preserve"> PAGEREF _Toc28817 \h </w:instrText>
+            <w:instrText xml:space="preserve"> PAGEREF _Toc28178 \h </w:instrText>
           </w:r>
           <w:r>
             <w:fldChar w:fldCharType="separate"/>
@@ -3171,7 +3181,7 @@
               <w:rFonts w:hint="eastAsia" w:ascii="宋体" w:hAnsi="宋体" w:cs="宋体"/>
               <w:szCs w:val="24"/>
             </w:rPr>
-            <w:instrText xml:space="preserve"> HYPERLINK \l _Toc16575 </w:instrText>
+            <w:instrText xml:space="preserve"> HYPERLINK \l _Toc26214 </w:instrText>
           </w:r>
           <w:r>
             <w:rPr>
@@ -3201,7 +3211,7 @@
             <w:fldChar w:fldCharType="begin"/>
           </w:r>
           <w:r>
-            <w:instrText xml:space="preserve"> PAGEREF _Toc16575 \h </w:instrText>
+            <w:instrText xml:space="preserve"> PAGEREF _Toc26214 \h </w:instrText>
           </w:r>
           <w:r>
             <w:fldChar w:fldCharType="separate"/>
@@ -3276,7 +3286,7 @@
         <w:overflowPunct/>
         <w:bidi w:val="0"/>
       </w:pPr>
-      <w:bookmarkStart w:id="3" w:name="_Toc26074"/>
+      <w:bookmarkStart w:id="3" w:name="_Toc1137"/>
       <w:r>
         <w:t>目的</w:t>
       </w:r>
@@ -3321,7 +3331,7 @@
           <w:lang w:eastAsia="zh-CN"/>
         </w:rPr>
       </w:pPr>
-      <w:bookmarkStart w:id="4" w:name="_Toc20082"/>
+      <w:bookmarkStart w:id="4" w:name="_Toc6024"/>
       <w:r>
         <w:rPr>
           <w:rFonts w:hint="eastAsia"/>
@@ -3480,7 +3490,7 @@
         <w:overflowPunct/>
         <w:bidi w:val="0"/>
       </w:pPr>
-      <w:bookmarkStart w:id="5" w:name="_Toc7095"/>
+      <w:bookmarkStart w:id="5" w:name="_Toc28925"/>
       <w:r>
         <w:rPr>
           <w:rFonts w:hint="eastAsia"/>
@@ -3529,7 +3539,7 @@
           <w:lang w:eastAsia="zh-CN"/>
         </w:rPr>
       </w:pPr>
-      <w:bookmarkStart w:id="6" w:name="_Toc26865"/>
+      <w:bookmarkStart w:id="6" w:name="_Toc31270"/>
       <w:r>
         <w:rPr>
           <w:rFonts w:hint="eastAsia"/>
@@ -3553,7 +3563,7 @@
           <w:lang w:eastAsia="zh-CN"/>
         </w:rPr>
       </w:pPr>
-      <w:bookmarkStart w:id="7" w:name="_Toc17301"/>
+      <w:bookmarkStart w:id="7" w:name="_Toc29953"/>
       <w:r>
         <w:rPr>
           <w:rFonts w:hint="eastAsia"/>
@@ -3692,7 +3702,7 @@
           <w:lang w:eastAsia="zh-CN"/>
         </w:rPr>
       </w:pPr>
-      <w:bookmarkStart w:id="8" w:name="_Toc2143"/>
+      <w:bookmarkStart w:id="8" w:name="_Toc31904"/>
       <w:r>
         <w:rPr>
           <w:rFonts w:hint="eastAsia"/>
@@ -3831,7 +3841,7 @@
           <w:lang w:eastAsia="zh-CN"/>
         </w:rPr>
       </w:pPr>
-      <w:bookmarkStart w:id="9" w:name="_Toc10447"/>
+      <w:bookmarkStart w:id="9" w:name="_Toc2976"/>
       <w:r>
         <w:rPr>
           <w:rFonts w:hint="eastAsia"/>
@@ -3947,7 +3957,7 @@
           <w:lang w:eastAsia="zh-CN"/>
         </w:rPr>
       </w:pPr>
-      <w:bookmarkStart w:id="10" w:name="_Toc29768"/>
+      <w:bookmarkStart w:id="10" w:name="_Toc440"/>
       <w:r>
         <w:rPr>
           <w:rFonts w:hint="eastAsia"/>
@@ -4063,7 +4073,7 @@
           <w:lang w:eastAsia="zh-CN"/>
         </w:rPr>
       </w:pPr>
-      <w:bookmarkStart w:id="11" w:name="_Toc24559"/>
+      <w:bookmarkStart w:id="11" w:name="_Toc14362"/>
       <w:r>
         <w:rPr>
           <w:rFonts w:hint="eastAsia"/>
@@ -4187,7 +4197,7 @@
           <w:lang w:eastAsia="zh-CN"/>
         </w:rPr>
       </w:pPr>
-      <w:bookmarkStart w:id="12" w:name="_Toc30071"/>
+      <w:bookmarkStart w:id="12" w:name="_Toc1321"/>
       <w:r>
         <w:rPr>
           <w:rFonts w:hint="eastAsia"/>
@@ -4211,7 +4221,7 @@
           <w:lang w:eastAsia="zh-CN"/>
         </w:rPr>
       </w:pPr>
-      <w:bookmarkStart w:id="13" w:name="_Toc9048"/>
+      <w:bookmarkStart w:id="13" w:name="_Toc24265"/>
       <w:r>
         <w:rPr>
           <w:rFonts w:hint="eastAsia"/>
@@ -4357,7 +4367,7 @@
           </w:tblCellMar>
         </w:tblPrEx>
         <w:trPr>
-          <w:trHeight w:val="789" w:hRule="atLeast"/>
+          <w:trHeight w:val="484" w:hRule="atLeast"/>
         </w:trPr>
         <w:tc>
           <w:tcPr>
@@ -4474,7 +4484,7 @@
           </w:tblCellMar>
         </w:tblPrEx>
         <w:trPr>
-          <w:trHeight w:val="784" w:hRule="atLeast"/>
+          <w:trHeight w:val="569" w:hRule="atLeast"/>
         </w:trPr>
         <w:tc>
           <w:tcPr>
@@ -4601,7 +4611,7 @@
           </w:tblCellMar>
         </w:tblPrEx>
         <w:trPr>
-          <w:trHeight w:val="784" w:hRule="atLeast"/>
+          <w:trHeight w:val="599" w:hRule="atLeast"/>
         </w:trPr>
         <w:tc>
           <w:tcPr>
@@ -4717,7 +4727,7 @@
           </w:tblCellMar>
         </w:tblPrEx>
         <w:trPr>
-          <w:trHeight w:val="784" w:hRule="atLeast"/>
+          <w:trHeight w:val="629" w:hRule="atLeast"/>
         </w:trPr>
         <w:tc>
           <w:tcPr>
@@ -4812,6 +4822,126 @@
               </w:rPr>
               <w:t>2026年4月</w:t>
             </w:r>
+          </w:p>
+        </w:tc>
+      </w:tr>
+      <w:tr>
+        <w:tblPrEx>
+          <w:tblBorders>
+            <w:top w:val="single" w:color="000000" w:sz="2" w:space="0"/>
+            <w:left w:val="single" w:color="000000" w:sz="2" w:space="0"/>
+            <w:bottom w:val="single" w:color="000000" w:sz="2" w:space="0"/>
+            <w:right w:val="single" w:color="000000" w:sz="2" w:space="0"/>
+            <w:insideH w:val="single" w:color="000000" w:sz="2" w:space="0"/>
+            <w:insideV w:val="single" w:color="000000" w:sz="2" w:space="0"/>
+          </w:tblBorders>
+          <w:tblCellMar>
+            <w:top w:w="0" w:type="dxa"/>
+            <w:left w:w="0" w:type="dxa"/>
+            <w:bottom w:w="0" w:type="dxa"/>
+            <w:right w:w="0" w:type="dxa"/>
+          </w:tblCellMar>
+        </w:tblPrEx>
+        <w:trPr>
+          <w:trHeight w:val="464" w:hRule="atLeast"/>
+        </w:trPr>
+        <w:tc>
+          <w:tcPr>
+            <w:tcW w:w="1681" w:type="dxa"/>
+          </w:tcPr>
+          <w:p>
+            <w:pPr>
+              <w:keepNext w:val="0"/>
+              <w:keepLines w:val="0"/>
+              <w:pageBreakBefore w:val="0"/>
+              <w:widowControl w:val="0"/>
+              <w:numPr>
+                <w:ilvl w:val="0"/>
+                <w:numId w:val="8"/>
+              </w:numPr>
+              <w:wordWrap/>
+              <w:overflowPunct/>
+              <w:bidi w:val="0"/>
+              <w:spacing w:before="269"/>
+              <w:jc w:val="center"/>
+              <w:rPr>
+                <w:rFonts w:hint="eastAsia" w:ascii="宋体" w:hAnsi="宋体" w:cs="宋体"/>
+                <w:sz w:val="24"/>
+                <w:szCs w:val="24"/>
+              </w:rPr>
+            </w:pPr>
+          </w:p>
+        </w:tc>
+        <w:tc>
+          <w:tcPr>
+            <w:tcW w:w="3929" w:type="dxa"/>
+          </w:tcPr>
+          <w:p>
+            <w:pPr>
+              <w:keepNext w:val="0"/>
+              <w:keepLines w:val="0"/>
+              <w:pageBreakBefore w:val="0"/>
+              <w:widowControl w:val="0"/>
+              <w:wordWrap/>
+              <w:overflowPunct/>
+              <w:bidi w:val="0"/>
+              <w:spacing w:before="270" w:line="219" w:lineRule="auto"/>
+              <w:ind w:left="113"/>
+              <w:rPr>
+                <w:rFonts w:hint="default" w:ascii="宋体" w:hAnsi="宋体" w:cs="宋体"/>
+                <w:spacing w:val="-2"/>
+                <w:sz w:val="24"/>
+                <w:szCs w:val="24"/>
+                <w:lang w:val="en-US" w:eastAsia="zh-CN"/>
+              </w:rPr>
+            </w:pPr>
+            <w:r>
+              <w:rPr>
+                <w:rFonts w:hint="eastAsia" w:ascii="宋体" w:hAnsi="宋体" w:cs="宋体"/>
+                <w:spacing w:val="-2"/>
+                <w:sz w:val="24"/>
+                <w:szCs w:val="24"/>
+                <w:lang w:val="en-US" w:eastAsia="zh-CN"/>
+              </w:rPr>
+              <w:t>项目 客户投诉</w:t>
+            </w:r>
+          </w:p>
+        </w:tc>
+        <w:tc>
+          <w:tcPr>
+            <w:tcW w:w="2842" w:type="dxa"/>
+          </w:tcPr>
+          <w:p>
+            <w:pPr>
+              <w:keepNext w:val="0"/>
+              <w:keepLines w:val="0"/>
+              <w:pageBreakBefore w:val="0"/>
+              <w:widowControl w:val="0"/>
+              <w:wordWrap/>
+              <w:overflowPunct/>
+              <w:bidi w:val="0"/>
+              <w:spacing w:before="271" w:line="219" w:lineRule="auto"/>
+              <w:ind w:left="117"/>
+              <w:rPr>
+                <w:rFonts w:hint="eastAsia" w:ascii="宋体" w:hAnsi="宋体" w:cs="宋体"/>
+                <w:spacing w:val="-5"/>
+                <w:sz w:val="24"/>
+                <w:szCs w:val="24"/>
+                <w:lang w:val="en-US" w:eastAsia="zh-CN"/>
+              </w:rPr>
+            </w:pPr>
+            <w:r>
+              <w:rPr>
+                <w:rFonts w:hint="eastAsia" w:ascii="宋体" w:hAnsi="宋体" w:cs="宋体"/>
+                <w:spacing w:val="-5"/>
+                <w:sz w:val="24"/>
+                <w:szCs w:val="24"/>
+                <w:lang w:val="en-US" w:eastAsia="zh-CN"/>
+              </w:rPr>
+              <w:t>2026年4月</w:t>
+            </w:r>
+            <w:bookmarkStart w:id="26" w:name="_GoBack"/>
+            <w:bookmarkEnd w:id="26"/>
           </w:p>
         </w:tc>
       </w:tr>
@@ -4964,7 +5094,7 @@
           <w:lang w:eastAsia="zh-CN"/>
         </w:rPr>
       </w:pPr>
-      <w:bookmarkStart w:id="14" w:name="_Toc9852"/>
+      <w:bookmarkStart w:id="14" w:name="_Toc6956"/>
       <w:r>
         <w:rPr>
           <w:lang w:eastAsia="zh-CN"/>
@@ -5059,7 +5189,7 @@
           <w:lang w:eastAsia="zh-CN"/>
         </w:rPr>
       </w:pPr>
-      <w:bookmarkStart w:id="15" w:name="_Toc11818"/>
+      <w:bookmarkStart w:id="15" w:name="_Toc10029"/>
       <w:r>
         <w:rPr>
           <w:lang w:eastAsia="zh-CN"/>
@@ -5136,7 +5266,7 @@
           <w:lang w:eastAsia="zh-CN"/>
         </w:rPr>
       </w:pPr>
-      <w:bookmarkStart w:id="16" w:name="_Toc32129"/>
+      <w:bookmarkStart w:id="16" w:name="_Toc10462"/>
       <w:r>
         <w:rPr>
           <w:rFonts w:hint="eastAsia"/>
@@ -5211,7 +5341,7 @@
           <w:lang w:val="en-US" w:eastAsia="zh-CN"/>
         </w:rPr>
       </w:pPr>
-      <w:bookmarkStart w:id="17" w:name="_Toc20300"/>
+      <w:bookmarkStart w:id="17" w:name="_Toc14105"/>
       <w:r>
         <w:rPr>
           <w:rFonts w:hint="eastAsia"/>
@@ -5287,7 +5417,21 @@
           <w:rFonts w:hint="default"/>
           <w:lang w:val="en-US" w:eastAsia="zh-CN"/>
         </w:rPr>
-        <w:t>质量部每季度对客户投诉情况进行统计分析，确保投诉处理及时率与闭环率达到100%，持续提升客户满意度。</w:t>
+        <w:t>质量部每</w:t>
+      </w:r>
+      <w:r>
+        <w:rPr>
+          <w:rFonts w:hint="eastAsia"/>
+          <w:lang w:val="en-US" w:eastAsia="zh-CN"/>
+        </w:rPr>
+        <w:t>年度</w:t>
+      </w:r>
+      <w:r>
+        <w:rPr>
+          <w:rFonts w:hint="default"/>
+          <w:lang w:val="en-US" w:eastAsia="zh-CN"/>
+        </w:rPr>
+        <w:t>对客户投诉情况进行统计分析，确保投诉处理及时率与闭环率达到100%，持续提升客户满意度。</w:t>
       </w:r>
     </w:p>
     <w:p>
@@ -5304,7 +5448,7 @@
           <w:lang w:eastAsia="zh-CN"/>
         </w:rPr>
       </w:pPr>
-      <w:bookmarkStart w:id="18" w:name="_Toc425"/>
+      <w:bookmarkStart w:id="18" w:name="_Toc1330"/>
       <w:r>
         <w:rPr>
           <w:rFonts w:hint="eastAsia"/>
@@ -5348,7 +5492,7 @@
       <w:bookmarkStart w:id="19" w:name="bookmark3"/>
       <w:bookmarkEnd w:id="19"/>
       <w:bookmarkStart w:id="20" w:name="_Toc17424"/>
-      <w:bookmarkStart w:id="21" w:name="_Toc32196"/>
+      <w:bookmarkStart w:id="21" w:name="_Toc22652"/>
       <w:r>
         <w:rPr>
           <w:rStyle w:val="38"/>
@@ -5428,8 +5572,8 @@
       </w:pPr>
       <w:bookmarkStart w:id="22" w:name="bookmark14"/>
       <w:bookmarkEnd w:id="22"/>
-      <w:bookmarkStart w:id="23" w:name="_Toc27093"/>
-      <w:bookmarkStart w:id="24" w:name="_Toc28817"/>
+      <w:bookmarkStart w:id="23" w:name="_Toc28178"/>
+      <w:bookmarkStart w:id="24" w:name="_Toc27093"/>
       <w:r>
         <w:rPr>
           <w:rFonts w:hint="eastAsia"/>
@@ -5466,7 +5610,7 @@
           <w:lang w:eastAsia="zh-CN"/>
         </w:rPr>
       </w:pPr>
-      <w:bookmarkStart w:id="25" w:name="_Toc16575"/>
+      <w:bookmarkStart w:id="25" w:name="_Toc26214"/>
       <w:r>
         <w:rPr>
           <w:rFonts w:hint="eastAsia"/>
